--- a/docs/content/descriptive_stats/descriptive_stats_activity.docx
+++ b/docs/content/descriptive_stats/descriptive_stats_activity.docx
@@ -730,28 +730,13 @@
       </w:r>
     </w:p>
     <w:bookmarkEnd w:id="13"/>
-    <w:bookmarkStart w:id="17" w:name="part-4-the-length-trap"/>
+    <w:bookmarkStart w:id="17" w:name="part-3b-quantiles-range-and-iqr"/>
     <w:p>
       <w:pPr>
         <w:pStyle w:val="Heading1"/>
       </w:pPr>
       <w:r>
-        <w:t xml:space="preserve">Part 4 · The</w:t>
-      </w:r>
-      <w:r>
-        <w:t xml:space="preserve"> </w:t>
-      </w:r>
-      <w:r>
-        <w:rPr>
-          <w:rStyle w:val="VerbatimChar"/>
-        </w:rPr>
-        <w:t xml:space="preserve">length()</w:t>
-      </w:r>
-      <w:r>
-        <w:t xml:space="preserve"> </w:t>
-      </w:r>
-      <w:r>
-        <w:t xml:space="preserve">trap</w:t>
+        <w:t xml:space="preserve">Part 3b · Quantiles, range, and IQR</w:t>
       </w:r>
     </w:p>
     <w:p>
@@ -772,138 +757,72 @@
       </w:pPr>
       <w:r>
         <w:rPr>
-          <w:rStyle w:val="NormalTok"/>
-        </w:rPr>
-        <w:t xml:space="preserve">x </w:t>
-      </w:r>
-      <w:r>
-        <w:rPr>
-          <w:rStyle w:val="OtherTok"/>
-        </w:rPr>
-        <w:t xml:space="preserve">&lt;-</w:t>
-      </w:r>
-      <w:r>
-        <w:rPr>
-          <w:rStyle w:val="NormalTok"/>
-        </w:rPr>
-        <w:t xml:space="preserve"> </w:t>
-      </w:r>
-      <w:r>
-        <w:rPr>
-          <w:rStyle w:val="FunctionTok"/>
-        </w:rPr>
-        <w:t xml:space="preserve">c</w:t>
-      </w:r>
-      <w:r>
-        <w:rPr>
-          <w:rStyle w:val="NormalTok"/>
-        </w:rPr>
-        <w:t xml:space="preserve">(</w:t>
-      </w:r>
-      <w:r>
-        <w:rPr>
-          <w:rStyle w:val="DecValTok"/>
-        </w:rPr>
-        <w:t xml:space="preserve">4</w:t>
-      </w:r>
-      <w:r>
-        <w:rPr>
-          <w:rStyle w:val="NormalTok"/>
-        </w:rPr>
-        <w:t xml:space="preserve">, </w:t>
-      </w:r>
-      <w:r>
-        <w:rPr>
-          <w:rStyle w:val="DecValTok"/>
-        </w:rPr>
-        <w:t xml:space="preserve">3</w:t>
-      </w:r>
-      <w:r>
-        <w:rPr>
-          <w:rStyle w:val="NormalTok"/>
-        </w:rPr>
-        <w:t xml:space="preserve">, </w:t>
-      </w:r>
-      <w:r>
-        <w:rPr>
-          <w:rStyle w:val="ConstantTok"/>
-        </w:rPr>
-        <w:t xml:space="preserve">NA</w:t>
-      </w:r>
-      <w:r>
-        <w:rPr>
-          <w:rStyle w:val="NormalTok"/>
-        </w:rPr>
-        <w:t xml:space="preserve">, </w:t>
-      </w:r>
-      <w:r>
-        <w:rPr>
-          <w:rStyle w:val="DecValTok"/>
-        </w:rPr>
-        <w:t xml:space="preserve">7</w:t>
-      </w:r>
-      <w:r>
-        <w:rPr>
-          <w:rStyle w:val="NormalTok"/>
-        </w:rPr>
-        <w:t xml:space="preserve">, </w:t>
-      </w:r>
-      <w:r>
-        <w:rPr>
-          <w:rStyle w:val="ConstantTok"/>
-        </w:rPr>
-        <w:t xml:space="preserve">NA</w:t>
-      </w:r>
-      <w:r>
-        <w:rPr>
-          <w:rStyle w:val="NormalTok"/>
-        </w:rPr>
-        <w:t xml:space="preserve">)</w:t>
+          <w:rStyle w:val="FunctionTok"/>
+        </w:rPr>
+        <w:t xml:space="preserve">range</w:t>
+      </w:r>
+      <w:r>
+        <w:rPr>
+          <w:rStyle w:val="NormalTok"/>
+        </w:rPr>
+        <w:t xml:space="preserve">(lee_lengths)</w:t>
       </w:r>
       <w:r>
         <w:br/>
       </w:r>
       <w:r>
+        <w:rPr>
+          <w:rStyle w:val="FunctionTok"/>
+        </w:rPr>
+        <w:t xml:space="preserve">max</w:t>
+      </w:r>
+      <w:r>
+        <w:rPr>
+          <w:rStyle w:val="NormalTok"/>
+        </w:rPr>
+        <w:t xml:space="preserve">(lee_lengths) </w:t>
+      </w:r>
+      <w:r>
+        <w:rPr>
+          <w:rStyle w:val="SpecialCharTok"/>
+        </w:rPr>
+        <w:t xml:space="preserve">-</w:t>
+      </w:r>
+      <w:r>
+        <w:rPr>
+          <w:rStyle w:val="NormalTok"/>
+        </w:rPr>
+        <w:t xml:space="preserve"> </w:t>
+      </w:r>
+      <w:r>
+        <w:rPr>
+          <w:rStyle w:val="FunctionTok"/>
+        </w:rPr>
+        <w:t xml:space="preserve">min</w:t>
+      </w:r>
+      <w:r>
+        <w:rPr>
+          <w:rStyle w:val="NormalTok"/>
+        </w:rPr>
+        <w:t xml:space="preserve">(lee_lengths)</w:t>
+      </w:r>
+      <w:r>
         <w:br/>
       </w:r>
       <w:r>
-        <w:rPr>
-          <w:rStyle w:val="FunctionTok"/>
-        </w:rPr>
-        <w:t xml:space="preserve">length</w:t>
-      </w:r>
-      <w:r>
-        <w:rPr>
-          <w:rStyle w:val="NormalTok"/>
-        </w:rPr>
-        <w:t xml:space="preserve">(x)</w:t>
-      </w:r>
-      <w:r>
         <w:br/>
       </w:r>
       <w:r>
         <w:rPr>
           <w:rStyle w:val="FunctionTok"/>
         </w:rPr>
-        <w:t xml:space="preserve">sum</w:t>
-      </w:r>
-      <w:r>
-        <w:rPr>
-          <w:rStyle w:val="NormalTok"/>
-        </w:rPr>
-        <w:t xml:space="preserve">(</w:t>
-      </w:r>
-      <w:r>
-        <w:rPr>
-          <w:rStyle w:val="FunctionTok"/>
-        </w:rPr>
-        <w:t xml:space="preserve">is.na</w:t>
-      </w:r>
-      <w:r>
-        <w:rPr>
-          <w:rStyle w:val="NormalTok"/>
-        </w:rPr>
-        <w:t xml:space="preserve">(x))</w:t>
+        <w:t xml:space="preserve">quantile</w:t>
+      </w:r>
+      <w:r>
+        <w:rPr>
+          <w:rStyle w:val="NormalTok"/>
+        </w:rPr>
+        <w:t xml:space="preserve">(lee_lengths)</w:t>
       </w:r>
       <w:r>
         <w:br/>
@@ -912,31 +831,13 @@
         <w:rPr>
           <w:rStyle w:val="FunctionTok"/>
         </w:rPr>
-        <w:t xml:space="preserve">sum</w:t>
-      </w:r>
-      <w:r>
-        <w:rPr>
-          <w:rStyle w:val="NormalTok"/>
-        </w:rPr>
-        <w:t xml:space="preserve">(</w:t>
-      </w:r>
-      <w:r>
-        <w:rPr>
-          <w:rStyle w:val="SpecialCharTok"/>
-        </w:rPr>
-        <w:t xml:space="preserve">!</w:t>
-      </w:r>
-      <w:r>
-        <w:rPr>
-          <w:rStyle w:val="FunctionTok"/>
-        </w:rPr>
-        <w:t xml:space="preserve">is.na</w:t>
-      </w:r>
-      <w:r>
-        <w:rPr>
-          <w:rStyle w:val="NormalTok"/>
-        </w:rPr>
-        <w:t xml:space="preserve">(x))</w:t>
+        <w:t xml:space="preserve">IQR</w:t>
+      </w:r>
+      <w:r>
+        <w:rPr>
+          <w:rStyle w:val="NormalTok"/>
+        </w:rPr>
+        <w:t xml:space="preserve">(lee_lengths)</w:t>
       </w:r>
     </w:p>
     <w:p>
@@ -960,7 +861,7 @@
         <w:t xml:space="preserve"> </w:t>
       </w:r>
       <w:r>
-        <w:t xml:space="preserve">Explain in your own words why</w:t>
+        <w:t xml:space="preserve">Compute the same four things for</w:t>
       </w:r>
       <w:r>
         <w:t xml:space="preserve"> </w:t>
@@ -969,13 +870,10 @@
         <w:rPr>
           <w:rStyle w:val="VerbatimChar"/>
         </w:rPr>
-        <w:t xml:space="preserve">length(x)</w:t>
-      </w:r>
-      <w:r>
-        <w:t xml:space="preserve"> </w:t>
-      </w:r>
-      <w:r>
-        <w:t xml:space="preserve">gives the wrong answer for a sample size when there are missing values.</w:t>
+        <w:t xml:space="preserve">wind_lengths</w:t>
+      </w:r>
+      <w:r>
+        <w:t xml:space="preserve">. Which side has the wider IQR?</w:t>
       </w:r>
     </w:p>
     <w:p>
@@ -984,356 +882,20 @@
       </w:pPr>
       <w:r>
         <w:rPr>
+          <w:rStyle w:val="CommentTok"/>
+        </w:rPr>
+        <w:t xml:space="preserve"># Write your code here:</w:t>
+      </w:r>
+    </w:p>
+    <w:p>
+      <w:pPr>
+        <w:pStyle w:val="SourceCode"/>
+      </w:pPr>
+      <w:r>
+        <w:rPr>
           <w:rStyle w:val="VerbatimChar"/>
         </w:rPr>
-        <w:t xml:space="preserve">________________________________________________________</w:t>
-      </w:r>
-    </w:p>
-    <w:p>
-      <w:pPr>
-        <w:pStyle w:val="FirstParagraph"/>
-      </w:pPr>
-      <w:r>
-        <w:rPr>
-          <w:b/>
-          <w:bCs/>
-        </w:rPr>
-        <w:t xml:space="preserve">▶ Run this:</w:t>
-      </w:r>
-    </w:p>
-    <w:p>
-      <w:pPr>
-        <w:pStyle w:val="SourceCode"/>
-      </w:pPr>
-      <w:r>
-        <w:rPr>
-          <w:rStyle w:val="NormalTok"/>
-        </w:rPr>
-        <w:t xml:space="preserve">wrong_n  </w:t>
-      </w:r>
-      <w:r>
-        <w:rPr>
-          <w:rStyle w:val="OtherTok"/>
-        </w:rPr>
-        <w:t xml:space="preserve">&lt;-</w:t>
-      </w:r>
-      <w:r>
-        <w:rPr>
-          <w:rStyle w:val="NormalTok"/>
-        </w:rPr>
-        <w:t xml:space="preserve"> </w:t>
-      </w:r>
-      <w:r>
-        <w:rPr>
-          <w:rStyle w:val="FunctionTok"/>
-        </w:rPr>
-        <w:t xml:space="preserve">length</w:t>
-      </w:r>
-      <w:r>
-        <w:rPr>
-          <w:rStyle w:val="NormalTok"/>
-        </w:rPr>
-        <w:t xml:space="preserve">(x)</w:t>
-      </w:r>
-      <w:r>
-        <w:br/>
-      </w:r>
-      <w:r>
-        <w:rPr>
-          <w:rStyle w:val="NormalTok"/>
-        </w:rPr>
-        <w:t xml:space="preserve">wrong_se </w:t>
-      </w:r>
-      <w:r>
-        <w:rPr>
-          <w:rStyle w:val="OtherTok"/>
-        </w:rPr>
-        <w:t xml:space="preserve">&lt;-</w:t>
-      </w:r>
-      <w:r>
-        <w:rPr>
-          <w:rStyle w:val="NormalTok"/>
-        </w:rPr>
-        <w:t xml:space="preserve"> </w:t>
-      </w:r>
-      <w:r>
-        <w:rPr>
-          <w:rStyle w:val="FunctionTok"/>
-        </w:rPr>
-        <w:t xml:space="preserve">sd</w:t>
-      </w:r>
-      <w:r>
-        <w:rPr>
-          <w:rStyle w:val="NormalTok"/>
-        </w:rPr>
-        <w:t xml:space="preserve">(x, </w:t>
-      </w:r>
-      <w:r>
-        <w:rPr>
-          <w:rStyle w:val="AttributeTok"/>
-        </w:rPr>
-        <w:t xml:space="preserve">na.rm =</w:t>
-      </w:r>
-      <w:r>
-        <w:rPr>
-          <w:rStyle w:val="NormalTok"/>
-        </w:rPr>
-        <w:t xml:space="preserve"> </w:t>
-      </w:r>
-      <w:r>
-        <w:rPr>
-          <w:rStyle w:val="ConstantTok"/>
-        </w:rPr>
-        <w:t xml:space="preserve">TRUE</w:t>
-      </w:r>
-      <w:r>
-        <w:rPr>
-          <w:rStyle w:val="NormalTok"/>
-        </w:rPr>
-        <w:t xml:space="preserve">) </w:t>
-      </w:r>
-      <w:r>
-        <w:rPr>
-          <w:rStyle w:val="SpecialCharTok"/>
-        </w:rPr>
-        <w:t xml:space="preserve">/</w:t>
-      </w:r>
-      <w:r>
-        <w:rPr>
-          <w:rStyle w:val="NormalTok"/>
-        </w:rPr>
-        <w:t xml:space="preserve"> </w:t>
-      </w:r>
-      <w:r>
-        <w:rPr>
-          <w:rStyle w:val="FunctionTok"/>
-        </w:rPr>
-        <w:t xml:space="preserve">sqrt</w:t>
-      </w:r>
-      <w:r>
-        <w:rPr>
-          <w:rStyle w:val="NormalTok"/>
-        </w:rPr>
-        <w:t xml:space="preserve">(wrong_n)</w:t>
-      </w:r>
-      <w:r>
-        <w:br/>
-      </w:r>
-      <w:r>
-        <w:br/>
-      </w:r>
-      <w:r>
-        <w:rPr>
-          <w:rStyle w:val="NormalTok"/>
-        </w:rPr>
-        <w:t xml:space="preserve">right_n  </w:t>
-      </w:r>
-      <w:r>
-        <w:rPr>
-          <w:rStyle w:val="OtherTok"/>
-        </w:rPr>
-        <w:t xml:space="preserve">&lt;-</w:t>
-      </w:r>
-      <w:r>
-        <w:rPr>
-          <w:rStyle w:val="NormalTok"/>
-        </w:rPr>
-        <w:t xml:space="preserve"> </w:t>
-      </w:r>
-      <w:r>
-        <w:rPr>
-          <w:rStyle w:val="FunctionTok"/>
-        </w:rPr>
-        <w:t xml:space="preserve">sum</w:t>
-      </w:r>
-      <w:r>
-        <w:rPr>
-          <w:rStyle w:val="NormalTok"/>
-        </w:rPr>
-        <w:t xml:space="preserve">(</w:t>
-      </w:r>
-      <w:r>
-        <w:rPr>
-          <w:rStyle w:val="SpecialCharTok"/>
-        </w:rPr>
-        <w:t xml:space="preserve">!</w:t>
-      </w:r>
-      <w:r>
-        <w:rPr>
-          <w:rStyle w:val="FunctionTok"/>
-        </w:rPr>
-        <w:t xml:space="preserve">is.na</w:t>
-      </w:r>
-      <w:r>
-        <w:rPr>
-          <w:rStyle w:val="NormalTok"/>
-        </w:rPr>
-        <w:t xml:space="preserve">(x))</w:t>
-      </w:r>
-      <w:r>
-        <w:br/>
-      </w:r>
-      <w:r>
-        <w:rPr>
-          <w:rStyle w:val="NormalTok"/>
-        </w:rPr>
-        <w:t xml:space="preserve">right_se </w:t>
-      </w:r>
-      <w:r>
-        <w:rPr>
-          <w:rStyle w:val="OtherTok"/>
-        </w:rPr>
-        <w:t xml:space="preserve">&lt;-</w:t>
-      </w:r>
-      <w:r>
-        <w:rPr>
-          <w:rStyle w:val="NormalTok"/>
-        </w:rPr>
-        <w:t xml:space="preserve"> </w:t>
-      </w:r>
-      <w:r>
-        <w:rPr>
-          <w:rStyle w:val="FunctionTok"/>
-        </w:rPr>
-        <w:t xml:space="preserve">sd</w:t>
-      </w:r>
-      <w:r>
-        <w:rPr>
-          <w:rStyle w:val="NormalTok"/>
-        </w:rPr>
-        <w:t xml:space="preserve">(x, </w:t>
-      </w:r>
-      <w:r>
-        <w:rPr>
-          <w:rStyle w:val="AttributeTok"/>
-        </w:rPr>
-        <w:t xml:space="preserve">na.rm =</w:t>
-      </w:r>
-      <w:r>
-        <w:rPr>
-          <w:rStyle w:val="NormalTok"/>
-        </w:rPr>
-        <w:t xml:space="preserve"> </w:t>
-      </w:r>
-      <w:r>
-        <w:rPr>
-          <w:rStyle w:val="ConstantTok"/>
-        </w:rPr>
-        <w:t xml:space="preserve">TRUE</w:t>
-      </w:r>
-      <w:r>
-        <w:rPr>
-          <w:rStyle w:val="NormalTok"/>
-        </w:rPr>
-        <w:t xml:space="preserve">) </w:t>
-      </w:r>
-      <w:r>
-        <w:rPr>
-          <w:rStyle w:val="SpecialCharTok"/>
-        </w:rPr>
-        <w:t xml:space="preserve">/</w:t>
-      </w:r>
-      <w:r>
-        <w:rPr>
-          <w:rStyle w:val="NormalTok"/>
-        </w:rPr>
-        <w:t xml:space="preserve"> </w:t>
-      </w:r>
-      <w:r>
-        <w:rPr>
-          <w:rStyle w:val="FunctionTok"/>
-        </w:rPr>
-        <w:t xml:space="preserve">sqrt</w:t>
-      </w:r>
-      <w:r>
-        <w:rPr>
-          <w:rStyle w:val="NormalTok"/>
-        </w:rPr>
-        <w:t xml:space="preserve">(right_n)</w:t>
-      </w:r>
-      <w:r>
-        <w:br/>
-      </w:r>
-      <w:r>
-        <w:br/>
-      </w:r>
-      <w:r>
-        <w:rPr>
-          <w:rStyle w:val="NormalTok"/>
-        </w:rPr>
-        <w:t xml:space="preserve">wrong_se</w:t>
-      </w:r>
-      <w:r>
-        <w:br/>
-      </w:r>
-      <w:r>
-        <w:rPr>
-          <w:rStyle w:val="NormalTok"/>
-        </w:rPr>
-        <w:t xml:space="preserve">right_se</w:t>
-      </w:r>
-    </w:p>
-    <w:p>
-      <w:pPr>
-        <w:pStyle w:val="FirstParagraph"/>
-      </w:pPr>
-      <w:r>
-        <w:t xml:space="preserve">✏️</w:t>
-      </w:r>
-      <w:r>
-        <w:t xml:space="preserve"> </w:t>
-      </w:r>
-      <w:r>
-        <w:rPr>
-          <w:b/>
-          <w:bCs/>
-        </w:rPr>
-        <w:t xml:space="preserve">Your turn:</w:t>
-      </w:r>
-      <w:r>
-        <w:t xml:space="preserve"> </w:t>
-      </w:r>
-      <w:r>
-        <w:t xml:space="preserve">Are</w:t>
-      </w:r>
-      <w:r>
-        <w:t xml:space="preserve"> </w:t>
-      </w:r>
-      <w:r>
-        <w:rPr>
-          <w:rStyle w:val="VerbatimChar"/>
-        </w:rPr>
-        <w:t xml:space="preserve">wrong_se</w:t>
-      </w:r>
-      <w:r>
-        <w:t xml:space="preserve"> </w:t>
-      </w:r>
-      <w:r>
-        <w:t xml:space="preserve">and</w:t>
-      </w:r>
-      <w:r>
-        <w:t xml:space="preserve"> </w:t>
-      </w:r>
-      <w:r>
-        <w:rPr>
-          <w:rStyle w:val="VerbatimChar"/>
-        </w:rPr>
-        <w:t xml:space="preserve">right_se</w:t>
-      </w:r>
-      <w:r>
-        <w:t xml:space="preserve"> </w:t>
-      </w:r>
-      <w:r>
-        <w:t xml:space="preserve">the same number? Why or why not?</w:t>
-      </w:r>
-      <w:r>
-        <w:t xml:space="preserve"> </w:t>
-      </w:r>
-      <w:r>
-        <w:rPr>
-          <w:rStyle w:val="VerbatimChar"/>
-        </w:rPr>
-        <w:t xml:space="preserve">________________________</w:t>
+        <w:t xml:space="preserve">Wider IQR: ________________________</w:t>
       </w:r>
     </w:p>
     <w:tbl>
@@ -1366,7 +928,7 @@
           </w:tcPr>
           <w:p>
             <w:pPr>
-              <w:pStyle w:val="BodyText"/>
+              <w:pStyle w:val="FirstParagraph"/>
             </w:pPr>
             <w:pPr>
               <w:spacing w:before="0" w:after="0"/>
@@ -1455,7 +1017,7 @@
               <w:t xml:space="preserve"> </w:t>
             </w:r>
             <w:r>
-              <w:t xml:space="preserve">Add a third</w:t>
+              <w:t xml:space="preserve">Confirm that</w:t>
             </w:r>
             <w:r>
               <w:t xml:space="preserve"> </w:t>
@@ -1464,13 +1026,13 @@
               <w:rPr>
                 <w:rStyle w:val="VerbatimChar"/>
               </w:rPr>
-              <w:t xml:space="preserve">NA</w:t>
+              <w:t xml:space="preserve">IQR(lee_lengths)</w:t>
             </w:r>
             <w:r>
               <w:t xml:space="preserve"> </w:t>
             </w:r>
             <w:r>
-              <w:t xml:space="preserve">to</w:t>
+              <w:t xml:space="preserve">equals</w:t>
             </w:r>
             <w:r>
               <w:t xml:space="preserve"> </w:t>
@@ -1479,43 +1041,13 @@
               <w:rPr>
                 <w:rStyle w:val="VerbatimChar"/>
               </w:rPr>
-              <w:t xml:space="preserve">x</w:t>
+              <w:t xml:space="preserve">quantile(lee_lengths, 0.75) - quantile(lee_lengths, 0.25)</w:t>
             </w:r>
             <w:r>
               <w:t xml:space="preserve"> </w:t>
             </w:r>
             <w:r>
-              <w:t xml:space="preserve">and rerun both calculations. What happens to</w:t>
-            </w:r>
-            <w:r>
-              <w:t xml:space="preserve"> </w:t>
-            </w:r>
-            <w:r>
-              <w:rPr>
-                <w:rStyle w:val="VerbatimChar"/>
-              </w:rPr>
-              <w:t xml:space="preserve">wrong_se</w:t>
-            </w:r>
-            <w:r>
-              <w:t xml:space="preserve"> </w:t>
-            </w:r>
-            <w:r>
-              <w:t xml:space="preserve">and</w:t>
-            </w:r>
-            <w:r>
-              <w:t xml:space="preserve"> </w:t>
-            </w:r>
-            <w:r>
-              <w:rPr>
-                <w:rStyle w:val="VerbatimChar"/>
-              </w:rPr>
-              <w:t xml:space="preserve">right_se</w:t>
-            </w:r>
-            <w:r>
-              <w:t xml:space="preserve"> </w:t>
-            </w:r>
-            <w:r>
-              <w:t xml:space="preserve">this time?</w:t>
+              <w:t xml:space="preserve">by computing both and comparing.</w:t>
             </w:r>
           </w:p>
           <w:p/>
@@ -1530,13 +1062,28 @@
       </w:r>
     </w:p>
     <w:bookmarkEnd w:id="17"/>
-    <w:bookmarkStart w:id="18" w:name="part-5-standard-error-on-real-data"/>
+    <w:bookmarkStart w:id="20" w:name="part-4-the-length-trap"/>
     <w:p>
       <w:pPr>
         <w:pStyle w:val="Heading1"/>
       </w:pPr>
       <w:r>
-        <w:t xml:space="preserve">Part 5 · Standard error, on real data</w:t>
+        <w:t xml:space="preserve">Part 4 · The</w:t>
+      </w:r>
+      <w:r>
+        <w:t xml:space="preserve"> </w:t>
+      </w:r>
+      <w:r>
+        <w:rPr>
+          <w:rStyle w:val="VerbatimChar"/>
+        </w:rPr>
+        <w:t xml:space="preserve">length()</w:t>
+      </w:r>
+      <w:r>
+        <w:t xml:space="preserve"> </w:t>
+      </w:r>
+      <w:r>
+        <w:t xml:space="preserve">trap</w:t>
       </w:r>
     </w:p>
     <w:p>
@@ -1559,7 +1106,7 @@
         <w:rPr>
           <w:rStyle w:val="NormalTok"/>
         </w:rPr>
-        <w:t xml:space="preserve">n_lee  </w:t>
+        <w:t xml:space="preserve">x </w:t>
       </w:r>
       <w:r>
         <w:rPr>
@@ -1577,6 +1124,99 @@
         <w:rPr>
           <w:rStyle w:val="FunctionTok"/>
         </w:rPr>
+        <w:t xml:space="preserve">c</w:t>
+      </w:r>
+      <w:r>
+        <w:rPr>
+          <w:rStyle w:val="NormalTok"/>
+        </w:rPr>
+        <w:t xml:space="preserve">(</w:t>
+      </w:r>
+      <w:r>
+        <w:rPr>
+          <w:rStyle w:val="DecValTok"/>
+        </w:rPr>
+        <w:t xml:space="preserve">4</w:t>
+      </w:r>
+      <w:r>
+        <w:rPr>
+          <w:rStyle w:val="NormalTok"/>
+        </w:rPr>
+        <w:t xml:space="preserve">, </w:t>
+      </w:r>
+      <w:r>
+        <w:rPr>
+          <w:rStyle w:val="DecValTok"/>
+        </w:rPr>
+        <w:t xml:space="preserve">3</w:t>
+      </w:r>
+      <w:r>
+        <w:rPr>
+          <w:rStyle w:val="NormalTok"/>
+        </w:rPr>
+        <w:t xml:space="preserve">, </w:t>
+      </w:r>
+      <w:r>
+        <w:rPr>
+          <w:rStyle w:val="ConstantTok"/>
+        </w:rPr>
+        <w:t xml:space="preserve">NA</w:t>
+      </w:r>
+      <w:r>
+        <w:rPr>
+          <w:rStyle w:val="NormalTok"/>
+        </w:rPr>
+        <w:t xml:space="preserve">, </w:t>
+      </w:r>
+      <w:r>
+        <w:rPr>
+          <w:rStyle w:val="DecValTok"/>
+        </w:rPr>
+        <w:t xml:space="preserve">7</w:t>
+      </w:r>
+      <w:r>
+        <w:rPr>
+          <w:rStyle w:val="NormalTok"/>
+        </w:rPr>
+        <w:t xml:space="preserve">, </w:t>
+      </w:r>
+      <w:r>
+        <w:rPr>
+          <w:rStyle w:val="ConstantTok"/>
+        </w:rPr>
+        <w:t xml:space="preserve">NA</w:t>
+      </w:r>
+      <w:r>
+        <w:rPr>
+          <w:rStyle w:val="NormalTok"/>
+        </w:rPr>
+        <w:t xml:space="preserve">)</w:t>
+      </w:r>
+      <w:r>
+        <w:br/>
+      </w:r>
+      <w:r>
+        <w:br/>
+      </w:r>
+      <w:r>
+        <w:rPr>
+          <w:rStyle w:val="FunctionTok"/>
+        </w:rPr>
+        <w:t xml:space="preserve">length</w:t>
+      </w:r>
+      <w:r>
+        <w:rPr>
+          <w:rStyle w:val="NormalTok"/>
+        </w:rPr>
+        <w:t xml:space="preserve">(x)</w:t>
+      </w:r>
+      <w:r>
+        <w:br/>
+      </w:r>
+      <w:r>
+        <w:rPr>
+          <w:rStyle w:val="FunctionTok"/>
+        </w:rPr>
         <w:t xml:space="preserve">sum</w:t>
       </w:r>
       <w:r>
@@ -1587,6 +1227,33 @@
       </w:r>
       <w:r>
         <w:rPr>
+          <w:rStyle w:val="FunctionTok"/>
+        </w:rPr>
+        <w:t xml:space="preserve">is.na</w:t>
+      </w:r>
+      <w:r>
+        <w:rPr>
+          <w:rStyle w:val="NormalTok"/>
+        </w:rPr>
+        <w:t xml:space="preserve">(x))</w:t>
+      </w:r>
+      <w:r>
+        <w:br/>
+      </w:r>
+      <w:r>
+        <w:rPr>
+          <w:rStyle w:val="FunctionTok"/>
+        </w:rPr>
+        <w:t xml:space="preserve">sum</w:t>
+      </w:r>
+      <w:r>
+        <w:rPr>
+          <w:rStyle w:val="NormalTok"/>
+        </w:rPr>
+        <w:t xml:space="preserve">(</w:t>
+      </w:r>
+      <w:r>
+        <w:rPr>
           <w:rStyle w:val="SpecialCharTok"/>
         </w:rPr>
         <w:t xml:space="preserve">!</w:t>
@@ -1601,196 +1268,7 @@
         <w:rPr>
           <w:rStyle w:val="NormalTok"/>
         </w:rPr>
-        <w:t xml:space="preserve">(lee_lengths))</w:t>
-      </w:r>
-      <w:r>
-        <w:br/>
-      </w:r>
-      <w:r>
-        <w:rPr>
-          <w:rStyle w:val="NormalTok"/>
-        </w:rPr>
-        <w:t xml:space="preserve">n_wind </w:t>
-      </w:r>
-      <w:r>
-        <w:rPr>
-          <w:rStyle w:val="OtherTok"/>
-        </w:rPr>
-        <w:t xml:space="preserve">&lt;-</w:t>
-      </w:r>
-      <w:r>
-        <w:rPr>
-          <w:rStyle w:val="NormalTok"/>
-        </w:rPr>
-        <w:t xml:space="preserve"> </w:t>
-      </w:r>
-      <w:r>
-        <w:rPr>
-          <w:rStyle w:val="FunctionTok"/>
-        </w:rPr>
-        <w:t xml:space="preserve">sum</w:t>
-      </w:r>
-      <w:r>
-        <w:rPr>
-          <w:rStyle w:val="NormalTok"/>
-        </w:rPr>
-        <w:t xml:space="preserve">(</w:t>
-      </w:r>
-      <w:r>
-        <w:rPr>
-          <w:rStyle w:val="SpecialCharTok"/>
-        </w:rPr>
-        <w:t xml:space="preserve">!</w:t>
-      </w:r>
-      <w:r>
-        <w:rPr>
-          <w:rStyle w:val="FunctionTok"/>
-        </w:rPr>
-        <w:t xml:space="preserve">is.na</w:t>
-      </w:r>
-      <w:r>
-        <w:rPr>
-          <w:rStyle w:val="NormalTok"/>
-        </w:rPr>
-        <w:t xml:space="preserve">(wind_lengths))</w:t>
-      </w:r>
-      <w:r>
-        <w:br/>
-      </w:r>
-      <w:r>
-        <w:br/>
-      </w:r>
-      <w:r>
-        <w:rPr>
-          <w:rStyle w:val="NormalTok"/>
-        </w:rPr>
-        <w:t xml:space="preserve">se_lee  </w:t>
-      </w:r>
-      <w:r>
-        <w:rPr>
-          <w:rStyle w:val="OtherTok"/>
-        </w:rPr>
-        <w:t xml:space="preserve">&lt;-</w:t>
-      </w:r>
-      <w:r>
-        <w:rPr>
-          <w:rStyle w:val="NormalTok"/>
-        </w:rPr>
-        <w:t xml:space="preserve"> </w:t>
-      </w:r>
-      <w:r>
-        <w:rPr>
-          <w:rStyle w:val="FunctionTok"/>
-        </w:rPr>
-        <w:t xml:space="preserve">sd</w:t>
-      </w:r>
-      <w:r>
-        <w:rPr>
-          <w:rStyle w:val="NormalTok"/>
-        </w:rPr>
-        <w:t xml:space="preserve">(lee_lengths)  </w:t>
-      </w:r>
-      <w:r>
-        <w:rPr>
-          <w:rStyle w:val="SpecialCharTok"/>
-        </w:rPr>
-        <w:t xml:space="preserve">/</w:t>
-      </w:r>
-      <w:r>
-        <w:rPr>
-          <w:rStyle w:val="NormalTok"/>
-        </w:rPr>
-        <w:t xml:space="preserve"> </w:t>
-      </w:r>
-      <w:r>
-        <w:rPr>
-          <w:rStyle w:val="FunctionTok"/>
-        </w:rPr>
-        <w:t xml:space="preserve">sqrt</w:t>
-      </w:r>
-      <w:r>
-        <w:rPr>
-          <w:rStyle w:val="NormalTok"/>
-        </w:rPr>
-        <w:t xml:space="preserve">(n_lee)</w:t>
-      </w:r>
-      <w:r>
-        <w:br/>
-      </w:r>
-      <w:r>
-        <w:rPr>
-          <w:rStyle w:val="NormalTok"/>
-        </w:rPr>
-        <w:t xml:space="preserve">se_wind </w:t>
-      </w:r>
-      <w:r>
-        <w:rPr>
-          <w:rStyle w:val="OtherTok"/>
-        </w:rPr>
-        <w:t xml:space="preserve">&lt;-</w:t>
-      </w:r>
-      <w:r>
-        <w:rPr>
-          <w:rStyle w:val="NormalTok"/>
-        </w:rPr>
-        <w:t xml:space="preserve"> </w:t>
-      </w:r>
-      <w:r>
-        <w:rPr>
-          <w:rStyle w:val="FunctionTok"/>
-        </w:rPr>
-        <w:t xml:space="preserve">sd</w:t>
-      </w:r>
-      <w:r>
-        <w:rPr>
-          <w:rStyle w:val="NormalTok"/>
-        </w:rPr>
-        <w:t xml:space="preserve">(wind_lengths) </w:t>
-      </w:r>
-      <w:r>
-        <w:rPr>
-          <w:rStyle w:val="SpecialCharTok"/>
-        </w:rPr>
-        <w:t xml:space="preserve">/</w:t>
-      </w:r>
-      <w:r>
-        <w:rPr>
-          <w:rStyle w:val="NormalTok"/>
-        </w:rPr>
-        <w:t xml:space="preserve"> </w:t>
-      </w:r>
-      <w:r>
-        <w:rPr>
-          <w:rStyle w:val="FunctionTok"/>
-        </w:rPr>
-        <w:t xml:space="preserve">sqrt</w:t>
-      </w:r>
-      <w:r>
-        <w:rPr>
-          <w:rStyle w:val="NormalTok"/>
-        </w:rPr>
-        <w:t xml:space="preserve">(n_wind)</w:t>
-      </w:r>
-      <w:r>
-        <w:br/>
-      </w:r>
-      <w:r>
-        <w:br/>
-      </w:r>
-      <w:r>
-        <w:rPr>
-          <w:rStyle w:val="NormalTok"/>
-        </w:rPr>
-        <w:t xml:space="preserve">se_lee</w:t>
-      </w:r>
-      <w:r>
-        <w:br/>
-      </w:r>
-      <w:r>
-        <w:rPr>
-          <w:rStyle w:val="NormalTok"/>
-        </w:rPr>
-        <w:t xml:space="preserve">se_wind</w:t>
+        <w:t xml:space="preserve">(x))</w:t>
       </w:r>
     </w:p>
     <w:p>
@@ -1814,7 +1292,22 @@
         <w:t xml:space="preserve"> </w:t>
       </w:r>
       <w:r>
-        <w:t xml:space="preserve">In one sentence, explain the difference between what SD tells you and what SE tells you.</w:t>
+        <w:t xml:space="preserve">Explain in your own words why</w:t>
+      </w:r>
+      <w:r>
+        <w:t xml:space="preserve"> </w:t>
+      </w:r>
+      <w:r>
+        <w:rPr>
+          <w:rStyle w:val="VerbatimChar"/>
+        </w:rPr>
+        <w:t xml:space="preserve">length(x)</w:t>
+      </w:r>
+      <w:r>
+        <w:t xml:space="preserve"> </w:t>
+      </w:r>
+      <w:r>
+        <w:t xml:space="preserve">gives the wrong answer for a sample size when there are missing values.</w:t>
       </w:r>
     </w:p>
     <w:p>
@@ -1828,6 +1321,539 @@
         <w:t xml:space="preserve">________________________________________________________</w:t>
       </w:r>
     </w:p>
+    <w:p>
+      <w:pPr>
+        <w:pStyle w:val="FirstParagraph"/>
+      </w:pPr>
+      <w:r>
+        <w:rPr>
+          <w:b/>
+          <w:bCs/>
+        </w:rPr>
+        <w:t xml:space="preserve">▶ Run this:</w:t>
+      </w:r>
+    </w:p>
+    <w:p>
+      <w:pPr>
+        <w:pStyle w:val="SourceCode"/>
+      </w:pPr>
+      <w:r>
+        <w:rPr>
+          <w:rStyle w:val="NormalTok"/>
+        </w:rPr>
+        <w:t xml:space="preserve">wrong_n  </w:t>
+      </w:r>
+      <w:r>
+        <w:rPr>
+          <w:rStyle w:val="OtherTok"/>
+        </w:rPr>
+        <w:t xml:space="preserve">&lt;-</w:t>
+      </w:r>
+      <w:r>
+        <w:rPr>
+          <w:rStyle w:val="NormalTok"/>
+        </w:rPr>
+        <w:t xml:space="preserve"> </w:t>
+      </w:r>
+      <w:r>
+        <w:rPr>
+          <w:rStyle w:val="FunctionTok"/>
+        </w:rPr>
+        <w:t xml:space="preserve">length</w:t>
+      </w:r>
+      <w:r>
+        <w:rPr>
+          <w:rStyle w:val="NormalTok"/>
+        </w:rPr>
+        <w:t xml:space="preserve">(x)</w:t>
+      </w:r>
+      <w:r>
+        <w:br/>
+      </w:r>
+      <w:r>
+        <w:rPr>
+          <w:rStyle w:val="NormalTok"/>
+        </w:rPr>
+        <w:t xml:space="preserve">wrong_se </w:t>
+      </w:r>
+      <w:r>
+        <w:rPr>
+          <w:rStyle w:val="OtherTok"/>
+        </w:rPr>
+        <w:t xml:space="preserve">&lt;-</w:t>
+      </w:r>
+      <w:r>
+        <w:rPr>
+          <w:rStyle w:val="NormalTok"/>
+        </w:rPr>
+        <w:t xml:space="preserve"> </w:t>
+      </w:r>
+      <w:r>
+        <w:rPr>
+          <w:rStyle w:val="FunctionTok"/>
+        </w:rPr>
+        <w:t xml:space="preserve">sd</w:t>
+      </w:r>
+      <w:r>
+        <w:rPr>
+          <w:rStyle w:val="NormalTok"/>
+        </w:rPr>
+        <w:t xml:space="preserve">(x, </w:t>
+      </w:r>
+      <w:r>
+        <w:rPr>
+          <w:rStyle w:val="AttributeTok"/>
+        </w:rPr>
+        <w:t xml:space="preserve">na.rm =</w:t>
+      </w:r>
+      <w:r>
+        <w:rPr>
+          <w:rStyle w:val="NormalTok"/>
+        </w:rPr>
+        <w:t xml:space="preserve"> </w:t>
+      </w:r>
+      <w:r>
+        <w:rPr>
+          <w:rStyle w:val="ConstantTok"/>
+        </w:rPr>
+        <w:t xml:space="preserve">TRUE</w:t>
+      </w:r>
+      <w:r>
+        <w:rPr>
+          <w:rStyle w:val="NormalTok"/>
+        </w:rPr>
+        <w:t xml:space="preserve">) </w:t>
+      </w:r>
+      <w:r>
+        <w:rPr>
+          <w:rStyle w:val="SpecialCharTok"/>
+        </w:rPr>
+        <w:t xml:space="preserve">/</w:t>
+      </w:r>
+      <w:r>
+        <w:rPr>
+          <w:rStyle w:val="NormalTok"/>
+        </w:rPr>
+        <w:t xml:space="preserve"> </w:t>
+      </w:r>
+      <w:r>
+        <w:rPr>
+          <w:rStyle w:val="FunctionTok"/>
+        </w:rPr>
+        <w:t xml:space="preserve">sqrt</w:t>
+      </w:r>
+      <w:r>
+        <w:rPr>
+          <w:rStyle w:val="NormalTok"/>
+        </w:rPr>
+        <w:t xml:space="preserve">(wrong_n)</w:t>
+      </w:r>
+      <w:r>
+        <w:br/>
+      </w:r>
+      <w:r>
+        <w:br/>
+      </w:r>
+      <w:r>
+        <w:rPr>
+          <w:rStyle w:val="NormalTok"/>
+        </w:rPr>
+        <w:t xml:space="preserve">right_n  </w:t>
+      </w:r>
+      <w:r>
+        <w:rPr>
+          <w:rStyle w:val="OtherTok"/>
+        </w:rPr>
+        <w:t xml:space="preserve">&lt;-</w:t>
+      </w:r>
+      <w:r>
+        <w:rPr>
+          <w:rStyle w:val="NormalTok"/>
+        </w:rPr>
+        <w:t xml:space="preserve"> </w:t>
+      </w:r>
+      <w:r>
+        <w:rPr>
+          <w:rStyle w:val="FunctionTok"/>
+        </w:rPr>
+        <w:t xml:space="preserve">sum</w:t>
+      </w:r>
+      <w:r>
+        <w:rPr>
+          <w:rStyle w:val="NormalTok"/>
+        </w:rPr>
+        <w:t xml:space="preserve">(</w:t>
+      </w:r>
+      <w:r>
+        <w:rPr>
+          <w:rStyle w:val="SpecialCharTok"/>
+        </w:rPr>
+        <w:t xml:space="preserve">!</w:t>
+      </w:r>
+      <w:r>
+        <w:rPr>
+          <w:rStyle w:val="FunctionTok"/>
+        </w:rPr>
+        <w:t xml:space="preserve">is.na</w:t>
+      </w:r>
+      <w:r>
+        <w:rPr>
+          <w:rStyle w:val="NormalTok"/>
+        </w:rPr>
+        <w:t xml:space="preserve">(x))</w:t>
+      </w:r>
+      <w:r>
+        <w:br/>
+      </w:r>
+      <w:r>
+        <w:rPr>
+          <w:rStyle w:val="NormalTok"/>
+        </w:rPr>
+        <w:t xml:space="preserve">right_se </w:t>
+      </w:r>
+      <w:r>
+        <w:rPr>
+          <w:rStyle w:val="OtherTok"/>
+        </w:rPr>
+        <w:t xml:space="preserve">&lt;-</w:t>
+      </w:r>
+      <w:r>
+        <w:rPr>
+          <w:rStyle w:val="NormalTok"/>
+        </w:rPr>
+        <w:t xml:space="preserve"> </w:t>
+      </w:r>
+      <w:r>
+        <w:rPr>
+          <w:rStyle w:val="FunctionTok"/>
+        </w:rPr>
+        <w:t xml:space="preserve">sd</w:t>
+      </w:r>
+      <w:r>
+        <w:rPr>
+          <w:rStyle w:val="NormalTok"/>
+        </w:rPr>
+        <w:t xml:space="preserve">(x, </w:t>
+      </w:r>
+      <w:r>
+        <w:rPr>
+          <w:rStyle w:val="AttributeTok"/>
+        </w:rPr>
+        <w:t xml:space="preserve">na.rm =</w:t>
+      </w:r>
+      <w:r>
+        <w:rPr>
+          <w:rStyle w:val="NormalTok"/>
+        </w:rPr>
+        <w:t xml:space="preserve"> </w:t>
+      </w:r>
+      <w:r>
+        <w:rPr>
+          <w:rStyle w:val="ConstantTok"/>
+        </w:rPr>
+        <w:t xml:space="preserve">TRUE</w:t>
+      </w:r>
+      <w:r>
+        <w:rPr>
+          <w:rStyle w:val="NormalTok"/>
+        </w:rPr>
+        <w:t xml:space="preserve">) </w:t>
+      </w:r>
+      <w:r>
+        <w:rPr>
+          <w:rStyle w:val="SpecialCharTok"/>
+        </w:rPr>
+        <w:t xml:space="preserve">/</w:t>
+      </w:r>
+      <w:r>
+        <w:rPr>
+          <w:rStyle w:val="NormalTok"/>
+        </w:rPr>
+        <w:t xml:space="preserve"> </w:t>
+      </w:r>
+      <w:r>
+        <w:rPr>
+          <w:rStyle w:val="FunctionTok"/>
+        </w:rPr>
+        <w:t xml:space="preserve">sqrt</w:t>
+      </w:r>
+      <w:r>
+        <w:rPr>
+          <w:rStyle w:val="NormalTok"/>
+        </w:rPr>
+        <w:t xml:space="preserve">(right_n)</w:t>
+      </w:r>
+      <w:r>
+        <w:br/>
+      </w:r>
+      <w:r>
+        <w:br/>
+      </w:r>
+      <w:r>
+        <w:rPr>
+          <w:rStyle w:val="NormalTok"/>
+        </w:rPr>
+        <w:t xml:space="preserve">wrong_se</w:t>
+      </w:r>
+      <w:r>
+        <w:br/>
+      </w:r>
+      <w:r>
+        <w:rPr>
+          <w:rStyle w:val="NormalTok"/>
+        </w:rPr>
+        <w:t xml:space="preserve">right_se</w:t>
+      </w:r>
+    </w:p>
+    <w:p>
+      <w:pPr>
+        <w:pStyle w:val="FirstParagraph"/>
+      </w:pPr>
+      <w:r>
+        <w:t xml:space="preserve">✏️</w:t>
+      </w:r>
+      <w:r>
+        <w:t xml:space="preserve"> </w:t>
+      </w:r>
+      <w:r>
+        <w:rPr>
+          <w:b/>
+          <w:bCs/>
+        </w:rPr>
+        <w:t xml:space="preserve">Your turn:</w:t>
+      </w:r>
+      <w:r>
+        <w:t xml:space="preserve"> </w:t>
+      </w:r>
+      <w:r>
+        <w:t xml:space="preserve">Are</w:t>
+      </w:r>
+      <w:r>
+        <w:t xml:space="preserve"> </w:t>
+      </w:r>
+      <w:r>
+        <w:rPr>
+          <w:rStyle w:val="VerbatimChar"/>
+        </w:rPr>
+        <w:t xml:space="preserve">wrong_se</w:t>
+      </w:r>
+      <w:r>
+        <w:t xml:space="preserve"> </w:t>
+      </w:r>
+      <w:r>
+        <w:t xml:space="preserve">and</w:t>
+      </w:r>
+      <w:r>
+        <w:t xml:space="preserve"> </w:t>
+      </w:r>
+      <w:r>
+        <w:rPr>
+          <w:rStyle w:val="VerbatimChar"/>
+        </w:rPr>
+        <w:t xml:space="preserve">right_se</w:t>
+      </w:r>
+      <w:r>
+        <w:t xml:space="preserve"> </w:t>
+      </w:r>
+      <w:r>
+        <w:t xml:space="preserve">the same number? Why or why not?</w:t>
+      </w:r>
+      <w:r>
+        <w:t xml:space="preserve"> </w:t>
+      </w:r>
+      <w:r>
+        <w:rPr>
+          <w:rStyle w:val="VerbatimChar"/>
+        </w:rPr>
+        <w:t xml:space="preserve">________________________</w:t>
+      </w:r>
+    </w:p>
+    <w:tbl>
+      <w:tblPr>
+        <w:tblStyle w:val="Table"/>
+        <w:tblLook w:firstRow="0" w:lastRow="0" w:firstColumn="0" w:lastColumn="0" w:noHBand="0" w:noVBand="0" w:val="0000"/>
+        <w:tblBorders>
+          <w:top w:val="single" w:sz="4" w:space="0" w:color="00A047"/>
+          <w:left w:val="single" w:sz="24" w:space="0" w:color="00A047"/>
+          <w:bottom w:val="single" w:sz="4" w:space="0" w:color="00A047"/>
+          <w:right w:val="single" w:sz="4" w:space="0" w:color="00A047"/>
+        </w:tblBorders>
+        <w:tblCellMar>
+          <w:left w:w="144" w:type="dxa"/>
+          <w:right w:w="144" w:type="dxa"/>
+        </w:tblCellMar>
+        <w:tblLook w:firstRow="0" w:lastRow="0" w:firstColumn="0" w:lastColumn="0" w:noHBand="0" w:noVBand="0" w:val="0000"/>
+      </w:tblPr>
+      <w:tr>
+        <w:trPr>
+          <w:cantSplit/>
+        </w:trPr>
+        <w:tc>
+          <w:tcPr>
+            <w:shd w:color="auto" w:fill="ccf1e3" w:val="clear"/>
+            <w:tcMar>
+              <w:top w:w="92" w:type="dxa"/>
+              <w:bottom w:w="92" w:type="dxa"/>
+            </w:tcMar>
+          </w:tcPr>
+          <w:p>
+            <w:pPr>
+              <w:pStyle w:val="BodyText"/>
+            </w:pPr>
+            <w:pPr>
+              <w:spacing w:before="0" w:after="0"/>
+              <w:textAlignment w:val="center"/>
+            </w:pPr>
+            <w:r>
+              <w:drawing>
+                <wp:inline>
+                  <wp:extent cx="152400" cy="152400"/>
+                  <wp:effectExtent b="0" l="0" r="0" t="0"/>
+                  <wp:docPr descr="" title="" id="18" name="Picture"/>
+                  <a:graphic>
+                    <a:graphicData uri="http://schemas.openxmlformats.org/drawingml/2006/picture">
+                      <pic:pic>
+                        <pic:nvPicPr>
+                          <pic:cNvPr descr="/Applications/Positron.app/Contents/Resources/app/quarto/share/formats/docx/tip.png" id="19" name="Picture"/>
+                          <pic:cNvPicPr>
+                            <a:picLocks noChangeArrowheads="1" noChangeAspect="1"/>
+                          </pic:cNvPicPr>
+                        </pic:nvPicPr>
+                        <pic:blipFill>
+                          <a:blip r:embed="rId14"/>
+                          <a:stretch>
+                            <a:fillRect/>
+                          </a:stretch>
+                        </pic:blipFill>
+                        <pic:spPr bwMode="auto">
+                          <a:xfrm>
+                            <a:off x="0" y="0"/>
+                            <a:ext cx="152400" cy="152400"/>
+                          </a:xfrm>
+                          <a:prstGeom prst="rect">
+                            <a:avLst/>
+                          </a:prstGeom>
+                          <a:noFill/>
+                          <a:ln w="9525">
+                            <a:noFill/>
+                            <a:headEnd/>
+                            <a:tailEnd/>
+                          </a:ln>
+                        </pic:spPr>
+                      </pic:pic>
+                    </a:graphicData>
+                  </a:graphic>
+                </wp:inline>
+              </w:drawing>
+            </w:r>
+            <w:r>
+              <w:t xml:space="preserve"> </w:t>
+            </w:r>
+            <w:r>
+              <w:t xml:space="preserve"> </w:t>
+            </w:r>
+            <w:r>
+              <w:t xml:space="preserve">Tip</w:t>
+            </w:r>
+          </w:p>
+        </w:tc>
+      </w:tr>
+      <w:tr>
+        <w:trPr>
+          <w:cantSplit/>
+        </w:trPr>
+        <w:tc>
+          <w:tcPr>
+            <w:tcMar>
+              <w:top w:w="108" w:type="dxa"/>
+              <w:bottom w:w="108" w:type="dxa"/>
+            </w:tcMar>
+          </w:tcPr>
+          <w:p>
+            <w:pPr>
+              <w:pStyle w:val="BodyText"/>
+            </w:pPr>
+            <w:pPr>
+              <w:spacing w:before="16" w:after="16"/>
+            </w:pPr>
+            <w:r>
+              <w:rPr>
+                <w:b/>
+                <w:bCs/>
+              </w:rPr>
+              <w:t xml:space="preserve">🚀 If you finish early:</w:t>
+            </w:r>
+            <w:r>
+              <w:t xml:space="preserve"> </w:t>
+            </w:r>
+            <w:r>
+              <w:t xml:space="preserve">Add a third</w:t>
+            </w:r>
+            <w:r>
+              <w:t xml:space="preserve"> </w:t>
+            </w:r>
+            <w:r>
+              <w:rPr>
+                <w:rStyle w:val="VerbatimChar"/>
+              </w:rPr>
+              <w:t xml:space="preserve">NA</w:t>
+            </w:r>
+            <w:r>
+              <w:t xml:space="preserve"> </w:t>
+            </w:r>
+            <w:r>
+              <w:t xml:space="preserve">to</w:t>
+            </w:r>
+            <w:r>
+              <w:t xml:space="preserve"> </w:t>
+            </w:r>
+            <w:r>
+              <w:rPr>
+                <w:rStyle w:val="VerbatimChar"/>
+              </w:rPr>
+              <w:t xml:space="preserve">x</w:t>
+            </w:r>
+            <w:r>
+              <w:t xml:space="preserve"> </w:t>
+            </w:r>
+            <w:r>
+              <w:t xml:space="preserve">and rerun both calculations. What happens to</w:t>
+            </w:r>
+            <w:r>
+              <w:t xml:space="preserve"> </w:t>
+            </w:r>
+            <w:r>
+              <w:rPr>
+                <w:rStyle w:val="VerbatimChar"/>
+              </w:rPr>
+              <w:t xml:space="preserve">wrong_se</w:t>
+            </w:r>
+            <w:r>
+              <w:t xml:space="preserve"> </w:t>
+            </w:r>
+            <w:r>
+              <w:t xml:space="preserve">and</w:t>
+            </w:r>
+            <w:r>
+              <w:t xml:space="preserve"> </w:t>
+            </w:r>
+            <w:r>
+              <w:rPr>
+                <w:rStyle w:val="VerbatimChar"/>
+              </w:rPr>
+              <w:t xml:space="preserve">right_se</w:t>
+            </w:r>
+            <w:r>
+              <w:t xml:space="preserve"> </w:t>
+            </w:r>
+            <w:r>
+              <w:t xml:space="preserve">this time?</w:t>
+            </w:r>
+          </w:p>
+          <w:p/>
+        </w:tc>
+      </w:tr>
+    </w:tbl>
     <w:p>
       <w:r>
         <w:pict>
@@ -1835,14 +1861,14 @@
         </w:pict>
       </w:r>
     </w:p>
-    <w:bookmarkEnd w:id="18"/>
-    <w:bookmarkStart w:id="19" w:name="part-6-all-stats-one-group-base-r"/>
+    <w:bookmarkEnd w:id="20"/>
+    <w:bookmarkStart w:id="21" w:name="part-5-standard-error-on-real-data"/>
     <w:p>
       <w:pPr>
         <w:pStyle w:val="Heading1"/>
       </w:pPr>
       <w:r>
-        <w:t xml:space="preserve">Part 6 · All stats, one group, base R</w:t>
+        <w:t xml:space="preserve">Part 5 · Standard error, on real data</w:t>
       </w:r>
     </w:p>
     <w:p>
@@ -1865,7 +1891,7 @@
         <w:rPr>
           <w:rStyle w:val="NormalTok"/>
         </w:rPr>
-        <w:t xml:space="preserve">n_l    </w:t>
+        <w:t xml:space="preserve">n_lee  </w:t>
       </w:r>
       <w:r>
         <w:rPr>
@@ -1916,7 +1942,7 @@
         <w:rPr>
           <w:rStyle w:val="NormalTok"/>
         </w:rPr>
-        <w:t xml:space="preserve">mean_l </w:t>
+        <w:t xml:space="preserve">n_wind </w:t>
       </w:r>
       <w:r>
         <w:rPr>
@@ -1934,46 +1960,43 @@
         <w:rPr>
           <w:rStyle w:val="FunctionTok"/>
         </w:rPr>
-        <w:t xml:space="preserve">mean</w:t>
-      </w:r>
-      <w:r>
-        <w:rPr>
-          <w:rStyle w:val="NormalTok"/>
-        </w:rPr>
-        <w:t xml:space="preserve">(lee_lengths, </w:t>
-      </w:r>
-      <w:r>
-        <w:rPr>
-          <w:rStyle w:val="AttributeTok"/>
-        </w:rPr>
-        <w:t xml:space="preserve">na.rm =</w:t>
-      </w:r>
-      <w:r>
-        <w:rPr>
-          <w:rStyle w:val="NormalTok"/>
-        </w:rPr>
-        <w:t xml:space="preserve"> </w:t>
-      </w:r>
-      <w:r>
-        <w:rPr>
-          <w:rStyle w:val="ConstantTok"/>
-        </w:rPr>
-        <w:t xml:space="preserve">TRUE</w:t>
-      </w:r>
-      <w:r>
-        <w:rPr>
-          <w:rStyle w:val="NormalTok"/>
-        </w:rPr>
-        <w:t xml:space="preserve">)</w:t>
+        <w:t xml:space="preserve">sum</w:t>
+      </w:r>
+      <w:r>
+        <w:rPr>
+          <w:rStyle w:val="NormalTok"/>
+        </w:rPr>
+        <w:t xml:space="preserve">(</w:t>
+      </w:r>
+      <w:r>
+        <w:rPr>
+          <w:rStyle w:val="SpecialCharTok"/>
+        </w:rPr>
+        <w:t xml:space="preserve">!</w:t>
+      </w:r>
+      <w:r>
+        <w:rPr>
+          <w:rStyle w:val="FunctionTok"/>
+        </w:rPr>
+        <w:t xml:space="preserve">is.na</w:t>
+      </w:r>
+      <w:r>
+        <w:rPr>
+          <w:rStyle w:val="NormalTok"/>
+        </w:rPr>
+        <w:t xml:space="preserve">(wind_lengths))</w:t>
       </w:r>
       <w:r>
         <w:br/>
       </w:r>
       <w:r>
-        <w:rPr>
-          <w:rStyle w:val="NormalTok"/>
-        </w:rPr>
-        <w:t xml:space="preserve">med_l  </w:t>
+        <w:br/>
+      </w:r>
+      <w:r>
+        <w:rPr>
+          <w:rStyle w:val="NormalTok"/>
+        </w:rPr>
+        <w:t xml:space="preserve">se_lee  </w:t>
       </w:r>
       <w:r>
         <w:rPr>
@@ -1991,37 +2014,37 @@
         <w:rPr>
           <w:rStyle w:val="FunctionTok"/>
         </w:rPr>
-        <w:t xml:space="preserve">median</w:t>
-      </w:r>
-      <w:r>
-        <w:rPr>
-          <w:rStyle w:val="NormalTok"/>
-        </w:rPr>
-        <w:t xml:space="preserve">(lee_lengths, </w:t>
-      </w:r>
-      <w:r>
-        <w:rPr>
-          <w:rStyle w:val="AttributeTok"/>
-        </w:rPr>
-        <w:t xml:space="preserve">na.rm =</w:t>
-      </w:r>
-      <w:r>
-        <w:rPr>
-          <w:rStyle w:val="NormalTok"/>
-        </w:rPr>
-        <w:t xml:space="preserve"> </w:t>
-      </w:r>
-      <w:r>
-        <w:rPr>
-          <w:rStyle w:val="ConstantTok"/>
-        </w:rPr>
-        <w:t xml:space="preserve">TRUE</w:t>
-      </w:r>
-      <w:r>
-        <w:rPr>
-          <w:rStyle w:val="NormalTok"/>
-        </w:rPr>
-        <w:t xml:space="preserve">)</w:t>
+        <w:t xml:space="preserve">sd</w:t>
+      </w:r>
+      <w:r>
+        <w:rPr>
+          <w:rStyle w:val="NormalTok"/>
+        </w:rPr>
+        <w:t xml:space="preserve">(lee_lengths)  </w:t>
+      </w:r>
+      <w:r>
+        <w:rPr>
+          <w:rStyle w:val="SpecialCharTok"/>
+        </w:rPr>
+        <w:t xml:space="preserve">/</w:t>
+      </w:r>
+      <w:r>
+        <w:rPr>
+          <w:rStyle w:val="NormalTok"/>
+        </w:rPr>
+        <w:t xml:space="preserve"> </w:t>
+      </w:r>
+      <w:r>
+        <w:rPr>
+          <w:rStyle w:val="FunctionTok"/>
+        </w:rPr>
+        <w:t xml:space="preserve">sqrt</w:t>
+      </w:r>
+      <w:r>
+        <w:rPr>
+          <w:rStyle w:val="NormalTok"/>
+        </w:rPr>
+        <w:t xml:space="preserve">(n_lee)</w:t>
       </w:r>
       <w:r>
         <w:br/>
@@ -2030,7 +2053,7 @@
         <w:rPr>
           <w:rStyle w:val="NormalTok"/>
         </w:rPr>
-        <w:t xml:space="preserve">sd_l   </w:t>
+        <w:t xml:space="preserve">se_wind </w:t>
       </w:r>
       <w:r>
         <w:rPr>
@@ -2054,292 +2077,52 @@
         <w:rPr>
           <w:rStyle w:val="NormalTok"/>
         </w:rPr>
-        <w:t xml:space="preserve">(lee_lengths, </w:t>
-      </w:r>
-      <w:r>
-        <w:rPr>
-          <w:rStyle w:val="AttributeTok"/>
-        </w:rPr>
-        <w:t xml:space="preserve">na.rm =</w:t>
-      </w:r>
-      <w:r>
-        <w:rPr>
-          <w:rStyle w:val="NormalTok"/>
-        </w:rPr>
-        <w:t xml:space="preserve"> </w:t>
-      </w:r>
-      <w:r>
-        <w:rPr>
-          <w:rStyle w:val="ConstantTok"/>
-        </w:rPr>
-        <w:t xml:space="preserve">TRUE</w:t>
-      </w:r>
-      <w:r>
-        <w:rPr>
-          <w:rStyle w:val="NormalTok"/>
-        </w:rPr>
-        <w:t xml:space="preserve">)</w:t>
+        <w:t xml:space="preserve">(wind_lengths) </w:t>
+      </w:r>
+      <w:r>
+        <w:rPr>
+          <w:rStyle w:val="SpecialCharTok"/>
+        </w:rPr>
+        <w:t xml:space="preserve">/</w:t>
+      </w:r>
+      <w:r>
+        <w:rPr>
+          <w:rStyle w:val="NormalTok"/>
+        </w:rPr>
+        <w:t xml:space="preserve"> </w:t>
+      </w:r>
+      <w:r>
+        <w:rPr>
+          <w:rStyle w:val="FunctionTok"/>
+        </w:rPr>
+        <w:t xml:space="preserve">sqrt</w:t>
+      </w:r>
+      <w:r>
+        <w:rPr>
+          <w:rStyle w:val="NormalTok"/>
+        </w:rPr>
+        <w:t xml:space="preserve">(n_wind)</w:t>
       </w:r>
       <w:r>
         <w:br/>
       </w:r>
       <w:r>
-        <w:rPr>
-          <w:rStyle w:val="NormalTok"/>
-        </w:rPr>
-        <w:t xml:space="preserve">se_l   </w:t>
-      </w:r>
-      <w:r>
-        <w:rPr>
-          <w:rStyle w:val="OtherTok"/>
-        </w:rPr>
-        <w:t xml:space="preserve">&lt;-</w:t>
-      </w:r>
-      <w:r>
-        <w:rPr>
-          <w:rStyle w:val="NormalTok"/>
-        </w:rPr>
-        <w:t xml:space="preserve"> sd_l </w:t>
-      </w:r>
-      <w:r>
-        <w:rPr>
-          <w:rStyle w:val="SpecialCharTok"/>
-        </w:rPr>
-        <w:t xml:space="preserve">/</w:t>
-      </w:r>
-      <w:r>
-        <w:rPr>
-          <w:rStyle w:val="NormalTok"/>
-        </w:rPr>
-        <w:t xml:space="preserve"> </w:t>
-      </w:r>
-      <w:r>
-        <w:rPr>
-          <w:rStyle w:val="FunctionTok"/>
-        </w:rPr>
-        <w:t xml:space="preserve">sqrt</w:t>
-      </w:r>
-      <w:r>
-        <w:rPr>
-          <w:rStyle w:val="NormalTok"/>
-        </w:rPr>
-        <w:t xml:space="preserve">(n_l)</w:t>
-      </w:r>
-      <w:r>
         <w:br/>
       </w:r>
       <w:r>
+        <w:rPr>
+          <w:rStyle w:val="NormalTok"/>
+        </w:rPr>
+        <w:t xml:space="preserve">se_lee</w:t>
+      </w:r>
+      <w:r>
         <w:br/>
       </w:r>
       <w:r>
         <w:rPr>
-          <w:rStyle w:val="FunctionTok"/>
-        </w:rPr>
-        <w:t xml:space="preserve">cat</w:t>
-      </w:r>
-      <w:r>
-        <w:rPr>
-          <w:rStyle w:val="NormalTok"/>
-        </w:rPr>
-        <w:t xml:space="preserve">(</w:t>
-      </w:r>
-      <w:r>
-        <w:rPr>
-          <w:rStyle w:val="StringTok"/>
-        </w:rPr>
-        <w:t xml:space="preserve">"n ="</w:t>
-      </w:r>
-      <w:r>
-        <w:rPr>
-          <w:rStyle w:val="NormalTok"/>
-        </w:rPr>
-        <w:t xml:space="preserve">, n_l, </w:t>
-      </w:r>
-      <w:r>
-        <w:rPr>
-          <w:rStyle w:val="StringTok"/>
-        </w:rPr>
-        <w:t xml:space="preserve">" Mean ="</w:t>
-      </w:r>
-      <w:r>
-        <w:rPr>
-          <w:rStyle w:val="NormalTok"/>
-        </w:rPr>
-        <w:t xml:space="preserve">, </w:t>
-      </w:r>
-      <w:r>
-        <w:rPr>
-          <w:rStyle w:val="FunctionTok"/>
-        </w:rPr>
-        <w:t xml:space="preserve">round</w:t>
-      </w:r>
-      <w:r>
-        <w:rPr>
-          <w:rStyle w:val="NormalTok"/>
-        </w:rPr>
-        <w:t xml:space="preserve">(mean_l, </w:t>
-      </w:r>
-      <w:r>
-        <w:rPr>
-          <w:rStyle w:val="DecValTok"/>
-        </w:rPr>
-        <w:t xml:space="preserve">2</w:t>
-      </w:r>
-      <w:r>
-        <w:rPr>
-          <w:rStyle w:val="NormalTok"/>
-        </w:rPr>
-        <w:t xml:space="preserve">),</w:t>
-      </w:r>
-      <w:r>
-        <w:br/>
-      </w:r>
-      <w:r>
-        <w:rPr>
-          <w:rStyle w:val="NormalTok"/>
-        </w:rPr>
-        <w:t xml:space="preserve">    </w:t>
-      </w:r>
-      <w:r>
-        <w:rPr>
-          <w:rStyle w:val="StringTok"/>
-        </w:rPr>
-        <w:t xml:space="preserve">" Median ="</w:t>
-      </w:r>
-      <w:r>
-        <w:rPr>
-          <w:rStyle w:val="NormalTok"/>
-        </w:rPr>
-        <w:t xml:space="preserve">, </w:t>
-      </w:r>
-      <w:r>
-        <w:rPr>
-          <w:rStyle w:val="FunctionTok"/>
-        </w:rPr>
-        <w:t xml:space="preserve">round</w:t>
-      </w:r>
-      <w:r>
-        <w:rPr>
-          <w:rStyle w:val="NormalTok"/>
-        </w:rPr>
-        <w:t xml:space="preserve">(med_l, </w:t>
-      </w:r>
-      <w:r>
-        <w:rPr>
-          <w:rStyle w:val="DecValTok"/>
-        </w:rPr>
-        <w:t xml:space="preserve">2</w:t>
-      </w:r>
-      <w:r>
-        <w:rPr>
-          <w:rStyle w:val="NormalTok"/>
-        </w:rPr>
-        <w:t xml:space="preserve">),</w:t>
-      </w:r>
-      <w:r>
-        <w:br/>
-      </w:r>
-      <w:r>
-        <w:rPr>
-          <w:rStyle w:val="NormalTok"/>
-        </w:rPr>
-        <w:t xml:space="preserve">    </w:t>
-      </w:r>
-      <w:r>
-        <w:rPr>
-          <w:rStyle w:val="StringTok"/>
-        </w:rPr>
-        <w:t xml:space="preserve">" SD ="</w:t>
-      </w:r>
-      <w:r>
-        <w:rPr>
-          <w:rStyle w:val="NormalTok"/>
-        </w:rPr>
-        <w:t xml:space="preserve">, </w:t>
-      </w:r>
-      <w:r>
-        <w:rPr>
-          <w:rStyle w:val="FunctionTok"/>
-        </w:rPr>
-        <w:t xml:space="preserve">round</w:t>
-      </w:r>
-      <w:r>
-        <w:rPr>
-          <w:rStyle w:val="NormalTok"/>
-        </w:rPr>
-        <w:t xml:space="preserve">(sd_l, </w:t>
-      </w:r>
-      <w:r>
-        <w:rPr>
-          <w:rStyle w:val="DecValTok"/>
-        </w:rPr>
-        <w:t xml:space="preserve">2</w:t>
-      </w:r>
-      <w:r>
-        <w:rPr>
-          <w:rStyle w:val="NormalTok"/>
-        </w:rPr>
-        <w:t xml:space="preserve">), </w:t>
-      </w:r>
-      <w:r>
-        <w:rPr>
-          <w:rStyle w:val="StringTok"/>
-        </w:rPr>
-        <w:t xml:space="preserve">" SE ="</w:t>
-      </w:r>
-      <w:r>
-        <w:rPr>
-          <w:rStyle w:val="NormalTok"/>
-        </w:rPr>
-        <w:t xml:space="preserve">, </w:t>
-      </w:r>
-      <w:r>
-        <w:rPr>
-          <w:rStyle w:val="FunctionTok"/>
-        </w:rPr>
-        <w:t xml:space="preserve">round</w:t>
-      </w:r>
-      <w:r>
-        <w:rPr>
-          <w:rStyle w:val="NormalTok"/>
-        </w:rPr>
-        <w:t xml:space="preserve">(se_l, </w:t>
-      </w:r>
-      <w:r>
-        <w:rPr>
-          <w:rStyle w:val="DecValTok"/>
-        </w:rPr>
-        <w:t xml:space="preserve">2</w:t>
-      </w:r>
-      <w:r>
-        <w:rPr>
-          <w:rStyle w:val="NormalTok"/>
-        </w:rPr>
-        <w:t xml:space="preserve">), </w:t>
-      </w:r>
-      <w:r>
-        <w:rPr>
-          <w:rStyle w:val="StringTok"/>
-        </w:rPr>
-        <w:t xml:space="preserve">"</w:t>
-      </w:r>
-      <w:r>
-        <w:rPr>
-          <w:rStyle w:val="SpecialCharTok"/>
-        </w:rPr>
-        <w:t xml:space="preserve">\n</w:t>
-      </w:r>
-      <w:r>
-        <w:rPr>
-          <w:rStyle w:val="StringTok"/>
-        </w:rPr>
-        <w:t xml:space="preserve">"</w:t>
-      </w:r>
-      <w:r>
-        <w:rPr>
-          <w:rStyle w:val="NormalTok"/>
-        </w:rPr>
-        <w:t xml:space="preserve">)</w:t>
+          <w:rStyle w:val="NormalTok"/>
+        </w:rPr>
+        <w:t xml:space="preserve">se_wind</w:t>
       </w:r>
     </w:p>
     <w:p>
@@ -2363,30 +2146,18 @@
         <w:t xml:space="preserve"> </w:t>
       </w:r>
       <w:r>
-        <w:t xml:space="preserve">Copy this block and adapt it to compute the same five numbers for</w:t>
-      </w:r>
-      <w:r>
-        <w:t xml:space="preserve"> </w:t>
-      </w:r>
+        <w:t xml:space="preserve">In one sentence, explain the difference between what SD tells you and what SE tells you.</w:t>
+      </w:r>
+    </w:p>
+    <w:p>
+      <w:pPr>
+        <w:pStyle w:val="SourceCode"/>
+      </w:pPr>
       <w:r>
         <w:rPr>
           <w:rStyle w:val="VerbatimChar"/>
         </w:rPr>
-        <w:t xml:space="preserve">wind_lengths</w:t>
-      </w:r>
-      <w:r>
-        <w:t xml:space="preserve">.</w:t>
-      </w:r>
-    </w:p>
-    <w:p>
-      <w:pPr>
-        <w:pStyle w:val="SourceCode"/>
-      </w:pPr>
-      <w:r>
-        <w:rPr>
-          <w:rStyle w:val="CommentTok"/>
-        </w:rPr>
-        <w:t xml:space="preserve"># Write your code here:</w:t>
+        <w:t xml:space="preserve">________________________________________________________</w:t>
       </w:r>
     </w:p>
     <w:p>
@@ -2396,8 +2167,807 @@
         </w:pict>
       </w:r>
     </w:p>
-    <w:bookmarkEnd w:id="19"/>
-    <w:bookmarkStart w:id="22" w:name="Xf43c5d07d843d16643c539a860b3cf5482751cd"/>
+    <w:bookmarkEnd w:id="21"/>
+    <w:bookmarkStart w:id="22" w:name="part-6-all-stats-one-group-base-r"/>
+    <w:p>
+      <w:pPr>
+        <w:pStyle w:val="Heading1"/>
+      </w:pPr>
+      <w:r>
+        <w:t xml:space="preserve">Part 6 · All stats, one group, base R</w:t>
+      </w:r>
+    </w:p>
+    <w:p>
+      <w:pPr>
+        <w:pStyle w:val="FirstParagraph"/>
+      </w:pPr>
+      <w:r>
+        <w:rPr>
+          <w:b/>
+          <w:bCs/>
+        </w:rPr>
+        <w:t xml:space="preserve">▶ Run this:</w:t>
+      </w:r>
+    </w:p>
+    <w:p>
+      <w:pPr>
+        <w:pStyle w:val="SourceCode"/>
+      </w:pPr>
+      <w:r>
+        <w:rPr>
+          <w:rStyle w:val="NormalTok"/>
+        </w:rPr>
+        <w:t xml:space="preserve">n_l    </w:t>
+      </w:r>
+      <w:r>
+        <w:rPr>
+          <w:rStyle w:val="OtherTok"/>
+        </w:rPr>
+        <w:t xml:space="preserve">&lt;-</w:t>
+      </w:r>
+      <w:r>
+        <w:rPr>
+          <w:rStyle w:val="NormalTok"/>
+        </w:rPr>
+        <w:t xml:space="preserve"> </w:t>
+      </w:r>
+      <w:r>
+        <w:rPr>
+          <w:rStyle w:val="FunctionTok"/>
+        </w:rPr>
+        <w:t xml:space="preserve">sum</w:t>
+      </w:r>
+      <w:r>
+        <w:rPr>
+          <w:rStyle w:val="NormalTok"/>
+        </w:rPr>
+        <w:t xml:space="preserve">(</w:t>
+      </w:r>
+      <w:r>
+        <w:rPr>
+          <w:rStyle w:val="SpecialCharTok"/>
+        </w:rPr>
+        <w:t xml:space="preserve">!</w:t>
+      </w:r>
+      <w:r>
+        <w:rPr>
+          <w:rStyle w:val="FunctionTok"/>
+        </w:rPr>
+        <w:t xml:space="preserve">is.na</w:t>
+      </w:r>
+      <w:r>
+        <w:rPr>
+          <w:rStyle w:val="NormalTok"/>
+        </w:rPr>
+        <w:t xml:space="preserve">(lee_lengths))</w:t>
+      </w:r>
+      <w:r>
+        <w:br/>
+      </w:r>
+      <w:r>
+        <w:rPr>
+          <w:rStyle w:val="NormalTok"/>
+        </w:rPr>
+        <w:t xml:space="preserve">mean_l </w:t>
+      </w:r>
+      <w:r>
+        <w:rPr>
+          <w:rStyle w:val="OtherTok"/>
+        </w:rPr>
+        <w:t xml:space="preserve">&lt;-</w:t>
+      </w:r>
+      <w:r>
+        <w:rPr>
+          <w:rStyle w:val="NormalTok"/>
+        </w:rPr>
+        <w:t xml:space="preserve"> </w:t>
+      </w:r>
+      <w:r>
+        <w:rPr>
+          <w:rStyle w:val="FunctionTok"/>
+        </w:rPr>
+        <w:t xml:space="preserve">mean</w:t>
+      </w:r>
+      <w:r>
+        <w:rPr>
+          <w:rStyle w:val="NormalTok"/>
+        </w:rPr>
+        <w:t xml:space="preserve">(lee_lengths, </w:t>
+      </w:r>
+      <w:r>
+        <w:rPr>
+          <w:rStyle w:val="AttributeTok"/>
+        </w:rPr>
+        <w:t xml:space="preserve">na.rm =</w:t>
+      </w:r>
+      <w:r>
+        <w:rPr>
+          <w:rStyle w:val="NormalTok"/>
+        </w:rPr>
+        <w:t xml:space="preserve"> </w:t>
+      </w:r>
+      <w:r>
+        <w:rPr>
+          <w:rStyle w:val="ConstantTok"/>
+        </w:rPr>
+        <w:t xml:space="preserve">TRUE</w:t>
+      </w:r>
+      <w:r>
+        <w:rPr>
+          <w:rStyle w:val="NormalTok"/>
+        </w:rPr>
+        <w:t xml:space="preserve">)</w:t>
+      </w:r>
+      <w:r>
+        <w:br/>
+      </w:r>
+      <w:r>
+        <w:rPr>
+          <w:rStyle w:val="NormalTok"/>
+        </w:rPr>
+        <w:t xml:space="preserve">med_l  </w:t>
+      </w:r>
+      <w:r>
+        <w:rPr>
+          <w:rStyle w:val="OtherTok"/>
+        </w:rPr>
+        <w:t xml:space="preserve">&lt;-</w:t>
+      </w:r>
+      <w:r>
+        <w:rPr>
+          <w:rStyle w:val="NormalTok"/>
+        </w:rPr>
+        <w:t xml:space="preserve"> </w:t>
+      </w:r>
+      <w:r>
+        <w:rPr>
+          <w:rStyle w:val="FunctionTok"/>
+        </w:rPr>
+        <w:t xml:space="preserve">median</w:t>
+      </w:r>
+      <w:r>
+        <w:rPr>
+          <w:rStyle w:val="NormalTok"/>
+        </w:rPr>
+        <w:t xml:space="preserve">(lee_lengths, </w:t>
+      </w:r>
+      <w:r>
+        <w:rPr>
+          <w:rStyle w:val="AttributeTok"/>
+        </w:rPr>
+        <w:t xml:space="preserve">na.rm =</w:t>
+      </w:r>
+      <w:r>
+        <w:rPr>
+          <w:rStyle w:val="NormalTok"/>
+        </w:rPr>
+        <w:t xml:space="preserve"> </w:t>
+      </w:r>
+      <w:r>
+        <w:rPr>
+          <w:rStyle w:val="ConstantTok"/>
+        </w:rPr>
+        <w:t xml:space="preserve">TRUE</w:t>
+      </w:r>
+      <w:r>
+        <w:rPr>
+          <w:rStyle w:val="NormalTok"/>
+        </w:rPr>
+        <w:t xml:space="preserve">)</w:t>
+      </w:r>
+      <w:r>
+        <w:br/>
+      </w:r>
+      <w:r>
+        <w:rPr>
+          <w:rStyle w:val="NormalTok"/>
+        </w:rPr>
+        <w:t xml:space="preserve">sd_l   </w:t>
+      </w:r>
+      <w:r>
+        <w:rPr>
+          <w:rStyle w:val="OtherTok"/>
+        </w:rPr>
+        <w:t xml:space="preserve">&lt;-</w:t>
+      </w:r>
+      <w:r>
+        <w:rPr>
+          <w:rStyle w:val="NormalTok"/>
+        </w:rPr>
+        <w:t xml:space="preserve"> </w:t>
+      </w:r>
+      <w:r>
+        <w:rPr>
+          <w:rStyle w:val="FunctionTok"/>
+        </w:rPr>
+        <w:t xml:space="preserve">sd</w:t>
+      </w:r>
+      <w:r>
+        <w:rPr>
+          <w:rStyle w:val="NormalTok"/>
+        </w:rPr>
+        <w:t xml:space="preserve">(lee_lengths, </w:t>
+      </w:r>
+      <w:r>
+        <w:rPr>
+          <w:rStyle w:val="AttributeTok"/>
+        </w:rPr>
+        <w:t xml:space="preserve">na.rm =</w:t>
+      </w:r>
+      <w:r>
+        <w:rPr>
+          <w:rStyle w:val="NormalTok"/>
+        </w:rPr>
+        <w:t xml:space="preserve"> </w:t>
+      </w:r>
+      <w:r>
+        <w:rPr>
+          <w:rStyle w:val="ConstantTok"/>
+        </w:rPr>
+        <w:t xml:space="preserve">TRUE</w:t>
+      </w:r>
+      <w:r>
+        <w:rPr>
+          <w:rStyle w:val="NormalTok"/>
+        </w:rPr>
+        <w:t xml:space="preserve">)</w:t>
+      </w:r>
+      <w:r>
+        <w:br/>
+      </w:r>
+      <w:r>
+        <w:rPr>
+          <w:rStyle w:val="NormalTok"/>
+        </w:rPr>
+        <w:t xml:space="preserve">se_l   </w:t>
+      </w:r>
+      <w:r>
+        <w:rPr>
+          <w:rStyle w:val="OtherTok"/>
+        </w:rPr>
+        <w:t xml:space="preserve">&lt;-</w:t>
+      </w:r>
+      <w:r>
+        <w:rPr>
+          <w:rStyle w:val="NormalTok"/>
+        </w:rPr>
+        <w:t xml:space="preserve"> sd_l </w:t>
+      </w:r>
+      <w:r>
+        <w:rPr>
+          <w:rStyle w:val="SpecialCharTok"/>
+        </w:rPr>
+        <w:t xml:space="preserve">/</w:t>
+      </w:r>
+      <w:r>
+        <w:rPr>
+          <w:rStyle w:val="NormalTok"/>
+        </w:rPr>
+        <w:t xml:space="preserve"> </w:t>
+      </w:r>
+      <w:r>
+        <w:rPr>
+          <w:rStyle w:val="FunctionTok"/>
+        </w:rPr>
+        <w:t xml:space="preserve">sqrt</w:t>
+      </w:r>
+      <w:r>
+        <w:rPr>
+          <w:rStyle w:val="NormalTok"/>
+        </w:rPr>
+        <w:t xml:space="preserve">(n_l)</w:t>
+      </w:r>
+      <w:r>
+        <w:br/>
+      </w:r>
+      <w:r>
+        <w:br/>
+      </w:r>
+      <w:r>
+        <w:rPr>
+          <w:rStyle w:val="FunctionTok"/>
+        </w:rPr>
+        <w:t xml:space="preserve">cat</w:t>
+      </w:r>
+      <w:r>
+        <w:rPr>
+          <w:rStyle w:val="NormalTok"/>
+        </w:rPr>
+        <w:t xml:space="preserve">(</w:t>
+      </w:r>
+      <w:r>
+        <w:rPr>
+          <w:rStyle w:val="StringTok"/>
+        </w:rPr>
+        <w:t xml:space="preserve">"n ="</w:t>
+      </w:r>
+      <w:r>
+        <w:rPr>
+          <w:rStyle w:val="NormalTok"/>
+        </w:rPr>
+        <w:t xml:space="preserve">, n_l, </w:t>
+      </w:r>
+      <w:r>
+        <w:rPr>
+          <w:rStyle w:val="StringTok"/>
+        </w:rPr>
+        <w:t xml:space="preserve">" Mean ="</w:t>
+      </w:r>
+      <w:r>
+        <w:rPr>
+          <w:rStyle w:val="NormalTok"/>
+        </w:rPr>
+        <w:t xml:space="preserve">, </w:t>
+      </w:r>
+      <w:r>
+        <w:rPr>
+          <w:rStyle w:val="FunctionTok"/>
+        </w:rPr>
+        <w:t xml:space="preserve">round</w:t>
+      </w:r>
+      <w:r>
+        <w:rPr>
+          <w:rStyle w:val="NormalTok"/>
+        </w:rPr>
+        <w:t xml:space="preserve">(mean_l, </w:t>
+      </w:r>
+      <w:r>
+        <w:rPr>
+          <w:rStyle w:val="DecValTok"/>
+        </w:rPr>
+        <w:t xml:space="preserve">2</w:t>
+      </w:r>
+      <w:r>
+        <w:rPr>
+          <w:rStyle w:val="NormalTok"/>
+        </w:rPr>
+        <w:t xml:space="preserve">),</w:t>
+      </w:r>
+      <w:r>
+        <w:br/>
+      </w:r>
+      <w:r>
+        <w:rPr>
+          <w:rStyle w:val="NormalTok"/>
+        </w:rPr>
+        <w:t xml:space="preserve">    </w:t>
+      </w:r>
+      <w:r>
+        <w:rPr>
+          <w:rStyle w:val="StringTok"/>
+        </w:rPr>
+        <w:t xml:space="preserve">" Median ="</w:t>
+      </w:r>
+      <w:r>
+        <w:rPr>
+          <w:rStyle w:val="NormalTok"/>
+        </w:rPr>
+        <w:t xml:space="preserve">, </w:t>
+      </w:r>
+      <w:r>
+        <w:rPr>
+          <w:rStyle w:val="FunctionTok"/>
+        </w:rPr>
+        <w:t xml:space="preserve">round</w:t>
+      </w:r>
+      <w:r>
+        <w:rPr>
+          <w:rStyle w:val="NormalTok"/>
+        </w:rPr>
+        <w:t xml:space="preserve">(med_l, </w:t>
+      </w:r>
+      <w:r>
+        <w:rPr>
+          <w:rStyle w:val="DecValTok"/>
+        </w:rPr>
+        <w:t xml:space="preserve">2</w:t>
+      </w:r>
+      <w:r>
+        <w:rPr>
+          <w:rStyle w:val="NormalTok"/>
+        </w:rPr>
+        <w:t xml:space="preserve">),</w:t>
+      </w:r>
+      <w:r>
+        <w:br/>
+      </w:r>
+      <w:r>
+        <w:rPr>
+          <w:rStyle w:val="NormalTok"/>
+        </w:rPr>
+        <w:t xml:space="preserve">    </w:t>
+      </w:r>
+      <w:r>
+        <w:rPr>
+          <w:rStyle w:val="StringTok"/>
+        </w:rPr>
+        <w:t xml:space="preserve">" SD ="</w:t>
+      </w:r>
+      <w:r>
+        <w:rPr>
+          <w:rStyle w:val="NormalTok"/>
+        </w:rPr>
+        <w:t xml:space="preserve">, </w:t>
+      </w:r>
+      <w:r>
+        <w:rPr>
+          <w:rStyle w:val="FunctionTok"/>
+        </w:rPr>
+        <w:t xml:space="preserve">round</w:t>
+      </w:r>
+      <w:r>
+        <w:rPr>
+          <w:rStyle w:val="NormalTok"/>
+        </w:rPr>
+        <w:t xml:space="preserve">(sd_l, </w:t>
+      </w:r>
+      <w:r>
+        <w:rPr>
+          <w:rStyle w:val="DecValTok"/>
+        </w:rPr>
+        <w:t xml:space="preserve">2</w:t>
+      </w:r>
+      <w:r>
+        <w:rPr>
+          <w:rStyle w:val="NormalTok"/>
+        </w:rPr>
+        <w:t xml:space="preserve">), </w:t>
+      </w:r>
+      <w:r>
+        <w:rPr>
+          <w:rStyle w:val="StringTok"/>
+        </w:rPr>
+        <w:t xml:space="preserve">" SE ="</w:t>
+      </w:r>
+      <w:r>
+        <w:rPr>
+          <w:rStyle w:val="NormalTok"/>
+        </w:rPr>
+        <w:t xml:space="preserve">, </w:t>
+      </w:r>
+      <w:r>
+        <w:rPr>
+          <w:rStyle w:val="FunctionTok"/>
+        </w:rPr>
+        <w:t xml:space="preserve">round</w:t>
+      </w:r>
+      <w:r>
+        <w:rPr>
+          <w:rStyle w:val="NormalTok"/>
+        </w:rPr>
+        <w:t xml:space="preserve">(se_l, </w:t>
+      </w:r>
+      <w:r>
+        <w:rPr>
+          <w:rStyle w:val="DecValTok"/>
+        </w:rPr>
+        <w:t xml:space="preserve">2</w:t>
+      </w:r>
+      <w:r>
+        <w:rPr>
+          <w:rStyle w:val="NormalTok"/>
+        </w:rPr>
+        <w:t xml:space="preserve">), </w:t>
+      </w:r>
+      <w:r>
+        <w:rPr>
+          <w:rStyle w:val="StringTok"/>
+        </w:rPr>
+        <w:t xml:space="preserve">"</w:t>
+      </w:r>
+      <w:r>
+        <w:rPr>
+          <w:rStyle w:val="SpecialCharTok"/>
+        </w:rPr>
+        <w:t xml:space="preserve">\n</w:t>
+      </w:r>
+      <w:r>
+        <w:rPr>
+          <w:rStyle w:val="StringTok"/>
+        </w:rPr>
+        <w:t xml:space="preserve">"</w:t>
+      </w:r>
+      <w:r>
+        <w:rPr>
+          <w:rStyle w:val="NormalTok"/>
+        </w:rPr>
+        <w:t xml:space="preserve">)</w:t>
+      </w:r>
+    </w:p>
+    <w:p>
+      <w:pPr>
+        <w:pStyle w:val="FirstParagraph"/>
+      </w:pPr>
+      <w:r>
+        <w:t xml:space="preserve">✏️</w:t>
+      </w:r>
+      <w:r>
+        <w:t xml:space="preserve"> </w:t>
+      </w:r>
+      <w:r>
+        <w:rPr>
+          <w:b/>
+          <w:bCs/>
+        </w:rPr>
+        <w:t xml:space="preserve">Your turn:</w:t>
+      </w:r>
+      <w:r>
+        <w:t xml:space="preserve"> </w:t>
+      </w:r>
+      <w:r>
+        <w:t xml:space="preserve">Copy this block and adapt it to compute the same five numbers for</w:t>
+      </w:r>
+      <w:r>
+        <w:t xml:space="preserve"> </w:t>
+      </w:r>
+      <w:r>
+        <w:rPr>
+          <w:rStyle w:val="VerbatimChar"/>
+        </w:rPr>
+        <w:t xml:space="preserve">wind_lengths</w:t>
+      </w:r>
+      <w:r>
+        <w:t xml:space="preserve">.</w:t>
+      </w:r>
+    </w:p>
+    <w:p>
+      <w:pPr>
+        <w:pStyle w:val="SourceCode"/>
+      </w:pPr>
+      <w:r>
+        <w:rPr>
+          <w:rStyle w:val="CommentTok"/>
+        </w:rPr>
+        <w:t xml:space="preserve"># Write your code here:</w:t>
+      </w:r>
+    </w:p>
+    <w:p>
+      <w:r>
+        <w:pict>
+          <v:rect style="width:0;height:1.5pt" o:hralign="center" o:hrstd="t" o:hr="t"/>
+        </w:pict>
+      </w:r>
+    </w:p>
+    <w:bookmarkEnd w:id="22"/>
+    <w:bookmarkStart w:id="23" w:name="X315b316ec89df71592efa6e9d6564f8d7b897d8"/>
+    <w:p>
+      <w:pPr>
+        <w:pStyle w:val="Heading1"/>
+      </w:pPr>
+      <w:r>
+        <w:t xml:space="preserve">Part 6b ·</w:t>
+      </w:r>
+      <w:r>
+        <w:t xml:space="preserve"> </w:t>
+      </w:r>
+      <w:r>
+        <w:rPr>
+          <w:rStyle w:val="VerbatimChar"/>
+        </w:rPr>
+        <w:t xml:space="preserve">skimr</w:t>
+      </w:r>
+      <w:r>
+        <w:t xml:space="preserve"> </w:t>
+      </w:r>
+      <w:r>
+        <w:t xml:space="preserve">— a fast full-dataset overview</w:t>
+      </w:r>
+    </w:p>
+    <w:p>
+      <w:pPr>
+        <w:pStyle w:val="FirstParagraph"/>
+      </w:pPr>
+      <w:r>
+        <w:rPr>
+          <w:b/>
+          <w:bCs/>
+        </w:rPr>
+        <w:t xml:space="preserve">▶ Run this</w:t>
+      </w:r>
+      <w:r>
+        <w:t xml:space="preserve"> </w:t>
+      </w:r>
+      <w:r>
+        <w:t xml:space="preserve">(run</w:t>
+      </w:r>
+      <w:r>
+        <w:t xml:space="preserve"> </w:t>
+      </w:r>
+      <w:r>
+        <w:rPr>
+          <w:rStyle w:val="VerbatimChar"/>
+        </w:rPr>
+        <w:t xml:space="preserve">install.packages("skimr")</w:t>
+      </w:r>
+      <w:r>
+        <w:t xml:space="preserve"> </w:t>
+      </w:r>
+      <w:r>
+        <w:t xml:space="preserve">first, one time only, if you haven’t already):</w:t>
+      </w:r>
+    </w:p>
+    <w:p>
+      <w:pPr>
+        <w:pStyle w:val="SourceCode"/>
+      </w:pPr>
+      <w:r>
+        <w:rPr>
+          <w:rStyle w:val="FunctionTok"/>
+        </w:rPr>
+        <w:t xml:space="preserve">library</w:t>
+      </w:r>
+      <w:r>
+        <w:rPr>
+          <w:rStyle w:val="NormalTok"/>
+        </w:rPr>
+        <w:t xml:space="preserve">(skimr)</w:t>
+      </w:r>
+      <w:r>
+        <w:br/>
+      </w:r>
+      <w:r>
+        <w:br/>
+      </w:r>
+      <w:r>
+        <w:rPr>
+          <w:rStyle w:val="FunctionTok"/>
+        </w:rPr>
+        <w:t xml:space="preserve">skim</w:t>
+      </w:r>
+      <w:r>
+        <w:rPr>
+          <w:rStyle w:val="NormalTok"/>
+        </w:rPr>
+        <w:t xml:space="preserve">(pine_df)</w:t>
+      </w:r>
+    </w:p>
+    <w:p>
+      <w:pPr>
+        <w:pStyle w:val="FirstParagraph"/>
+      </w:pPr>
+      <w:r>
+        <w:t xml:space="preserve">✏️</w:t>
+      </w:r>
+      <w:r>
+        <w:t xml:space="preserve"> </w:t>
+      </w:r>
+      <w:r>
+        <w:rPr>
+          <w:b/>
+          <w:bCs/>
+        </w:rPr>
+        <w:t xml:space="preserve">Your turn:</w:t>
+      </w:r>
+      <w:r>
+        <w:t xml:space="preserve"> </w:t>
+      </w:r>
+      <w:r>
+        <w:t xml:space="preserve">Find</w:t>
+      </w:r>
+      <w:r>
+        <w:t xml:space="preserve"> </w:t>
+      </w:r>
+      <w:r>
+        <w:rPr>
+          <w:rStyle w:val="VerbatimChar"/>
+        </w:rPr>
+        <w:t xml:space="preserve">length_mm</w:t>
+      </w:r>
+      <w:r>
+        <w:t xml:space="preserve"> </w:t>
+      </w:r>
+      <w:r>
+        <w:t xml:space="preserve">in the</w:t>
+      </w:r>
+      <w:r>
+        <w:t xml:space="preserve"> </w:t>
+      </w:r>
+      <w:r>
+        <w:rPr>
+          <w:rStyle w:val="VerbatimChar"/>
+        </w:rPr>
+        <w:t xml:space="preserve">skim()</w:t>
+      </w:r>
+      <w:r>
+        <w:t xml:space="preserve"> </w:t>
+      </w:r>
+      <w:r>
+        <w:t xml:space="preserve">output. Do its mean and SD match what you calculated by hand in Parts 2 and 3?</w:t>
+      </w:r>
+      <w:r>
+        <w:t xml:space="preserve"> </w:t>
+      </w:r>
+      <w:r>
+        <w:rPr>
+          <w:rStyle w:val="VerbatimChar"/>
+        </w:rPr>
+        <w:t xml:space="preserve">Y / N</w:t>
+      </w:r>
+    </w:p>
+    <w:p>
+      <w:pPr>
+        <w:pStyle w:val="BodyText"/>
+      </w:pPr>
+      <w:r>
+        <w:t xml:space="preserve">✏️</w:t>
+      </w:r>
+      <w:r>
+        <w:t xml:space="preserve"> </w:t>
+      </w:r>
+      <w:r>
+        <w:rPr>
+          <w:b/>
+          <w:bCs/>
+        </w:rPr>
+        <w:t xml:space="preserve">Your turn:</w:t>
+      </w:r>
+      <w:r>
+        <w:t xml:space="preserve"> </w:t>
+      </w:r>
+      <w:r>
+        <w:t xml:space="preserve">What does</w:t>
+      </w:r>
+      <w:r>
+        <w:t xml:space="preserve"> </w:t>
+      </w:r>
+      <w:r>
+        <w:rPr>
+          <w:rStyle w:val="VerbatimChar"/>
+        </w:rPr>
+        <w:t xml:space="preserve">skim()</w:t>
+      </w:r>
+      <w:r>
+        <w:t xml:space="preserve"> </w:t>
+      </w:r>
+      <w:r>
+        <w:t xml:space="preserve">show you for a character column (like</w:t>
+      </w:r>
+      <w:r>
+        <w:t xml:space="preserve"> </w:t>
+      </w:r>
+      <w:r>
+        <w:rPr>
+          <w:rStyle w:val="VerbatimChar"/>
+        </w:rPr>
+        <w:t xml:space="preserve">group</w:t>
+      </w:r>
+      <w:r>
+        <w:t xml:space="preserve"> </w:t>
+      </w:r>
+      <w:r>
+        <w:t xml:space="preserve">or</w:t>
+      </w:r>
+      <w:r>
+        <w:t xml:space="preserve"> </w:t>
+      </w:r>
+      <w:r>
+        <w:rPr>
+          <w:rStyle w:val="VerbatimChar"/>
+        </w:rPr>
+        <w:t xml:space="preserve">n_s</w:t>
+      </w:r>
+      <w:r>
+        <w:t xml:space="preserve">) that it doesn’t show for a numeric one?</w:t>
+      </w:r>
+      <w:r>
+        <w:t xml:space="preserve"> </w:t>
+      </w:r>
+      <w:r>
+        <w:rPr>
+          <w:rStyle w:val="VerbatimChar"/>
+        </w:rPr>
+        <w:t xml:space="preserve">________________________</w:t>
+      </w:r>
+    </w:p>
+    <w:p>
+      <w:r>
+        <w:pict>
+          <v:rect style="width:0;height:1.5pt" o:hralign="center" o:hrstd="t" o:hr="t"/>
+        </w:pict>
+      </w:r>
+    </w:p>
+    <w:bookmarkEnd w:id="23"/>
+    <w:bookmarkStart w:id="26" w:name="Xf43c5d07d843d16643c539a860b3cf5482751cd"/>
     <w:p>
       <w:pPr>
         <w:pStyle w:val="Heading1"/>
@@ -3069,12 +3639,12 @@
                 <wp:inline>
                   <wp:extent cx="152400" cy="152400"/>
                   <wp:effectExtent b="0" l="0" r="0" t="0"/>
-                  <wp:docPr descr="" title="" id="20" name="Picture"/>
+                  <wp:docPr descr="" title="" id="24" name="Picture"/>
                   <a:graphic>
                     <a:graphicData uri="http://schemas.openxmlformats.org/drawingml/2006/picture">
                       <pic:pic>
                         <pic:nvPicPr>
-                          <pic:cNvPr descr="/Applications/Positron.app/Contents/Resources/app/quarto/share/formats/docx/tip.png" id="21" name="Picture"/>
+                          <pic:cNvPr descr="/Applications/Positron.app/Contents/Resources/app/quarto/share/formats/docx/tip.png" id="25" name="Picture"/>
                           <pic:cNvPicPr>
                             <a:picLocks noChangeArrowheads="1" noChangeAspect="1"/>
                           </pic:cNvPicPr>
@@ -3210,14 +3780,29 @@
         </w:pict>
       </w:r>
     </w:p>
-    <w:bookmarkEnd w:id="22"/>
-    <w:bookmarkStart w:id="23" w:name="part-8-save-your-summary-table"/>
+    <w:bookmarkEnd w:id="26"/>
+    <w:bookmarkStart w:id="27" w:name="Xd16081306dabda80f290627b48512645c04a535"/>
     <w:p>
       <w:pPr>
         <w:pStyle w:val="Heading1"/>
       </w:pPr>
       <w:r>
-        <w:t xml:space="preserve">Part 8 · Save your summary table</w:t>
+        <w:t xml:space="preserve">Part 7b · Bringing back</w:t>
+      </w:r>
+      <w:r>
+        <w:t xml:space="preserve"> </w:t>
+      </w:r>
+      <w:r>
+        <w:rPr>
+          <w:rStyle w:val="VerbatimChar"/>
+        </w:rPr>
+        <w:t xml:space="preserve">case_when()</w:t>
+      </w:r>
+      <w:r>
+        <w:t xml:space="preserve"> </w:t>
+      </w:r>
+      <w:r>
+        <w:t xml:space="preserve">from Module 2</w:t>
       </w:r>
     </w:p>
     <w:p>
@@ -3238,21 +3823,537 @@
       </w:pPr>
       <w:r>
         <w:rPr>
-          <w:rStyle w:val="FunctionTok"/>
-        </w:rPr>
-        <w:t xml:space="preserve">write_csv</w:t>
-      </w:r>
-      <w:r>
-        <w:rPr>
-          <w:rStyle w:val="NormalTok"/>
-        </w:rPr>
-        <w:t xml:space="preserve">(side_stats_df, </w:t>
+          <w:rStyle w:val="NormalTok"/>
+        </w:rPr>
+        <w:t xml:space="preserve">size_class_stats_df </w:t>
+      </w:r>
+      <w:r>
+        <w:rPr>
+          <w:rStyle w:val="OtherTok"/>
+        </w:rPr>
+        <w:t xml:space="preserve">&lt;-</w:t>
+      </w:r>
+      <w:r>
+        <w:rPr>
+          <w:rStyle w:val="NormalTok"/>
+        </w:rPr>
+        <w:t xml:space="preserve"> pine_df </w:t>
+      </w:r>
+      <w:r>
+        <w:rPr>
+          <w:rStyle w:val="SpecialCharTok"/>
+        </w:rPr>
+        <w:t xml:space="preserve">|&gt;</w:t>
+      </w:r>
+      <w:r>
+        <w:br/>
+      </w:r>
+      <w:r>
+        <w:rPr>
+          <w:rStyle w:val="NormalTok"/>
+        </w:rPr>
+        <w:t xml:space="preserve">  </w:t>
+      </w:r>
+      <w:r>
+        <w:rPr>
+          <w:rStyle w:val="FunctionTok"/>
+        </w:rPr>
+        <w:t xml:space="preserve">mutate</w:t>
+      </w:r>
+      <w:r>
+        <w:rPr>
+          <w:rStyle w:val="NormalTok"/>
+        </w:rPr>
+        <w:t xml:space="preserve">(</w:t>
+      </w:r>
+      <w:r>
+        <w:br/>
+      </w:r>
+      <w:r>
+        <w:rPr>
+          <w:rStyle w:val="NormalTok"/>
+        </w:rPr>
+        <w:t xml:space="preserve">    </w:t>
+      </w:r>
+      <w:r>
+        <w:rPr>
+          <w:rStyle w:val="AttributeTok"/>
+        </w:rPr>
+        <w:t xml:space="preserve">size_class =</w:t>
+      </w:r>
+      <w:r>
+        <w:rPr>
+          <w:rStyle w:val="NormalTok"/>
+        </w:rPr>
+        <w:t xml:space="preserve"> </w:t>
+      </w:r>
+      <w:r>
+        <w:rPr>
+          <w:rStyle w:val="FunctionTok"/>
+        </w:rPr>
+        <w:t xml:space="preserve">case_when</w:t>
+      </w:r>
+      <w:r>
+        <w:rPr>
+          <w:rStyle w:val="NormalTok"/>
+        </w:rPr>
+        <w:t xml:space="preserve">(</w:t>
+      </w:r>
+      <w:r>
+        <w:br/>
+      </w:r>
+      <w:r>
+        <w:rPr>
+          <w:rStyle w:val="NormalTok"/>
+        </w:rPr>
+        <w:t xml:space="preserve">      length_mm </w:t>
+      </w:r>
+      <w:r>
+        <w:rPr>
+          <w:rStyle w:val="SpecialCharTok"/>
+        </w:rPr>
+        <w:t xml:space="preserve">&lt;</w:t>
+      </w:r>
+      <w:r>
+        <w:rPr>
+          <w:rStyle w:val="NormalTok"/>
+        </w:rPr>
+        <w:t xml:space="preserve"> </w:t>
+      </w:r>
+      <w:r>
+        <w:rPr>
+          <w:rStyle w:val="DecValTok"/>
+        </w:rPr>
+        <w:t xml:space="preserve">16</w:t>
+      </w:r>
+      <w:r>
+        <w:rPr>
+          <w:rStyle w:val="NormalTok"/>
+        </w:rPr>
+        <w:t xml:space="preserve"> </w:t>
+      </w:r>
+      <w:r>
+        <w:rPr>
+          <w:rStyle w:val="SpecialCharTok"/>
+        </w:rPr>
+        <w:t xml:space="preserve">~</w:t>
+      </w:r>
+      <w:r>
+        <w:rPr>
+          <w:rStyle w:val="NormalTok"/>
+        </w:rPr>
+        <w:t xml:space="preserve"> </w:t>
       </w:r>
       <w:r>
         <w:rPr>
           <w:rStyle w:val="StringTok"/>
         </w:rPr>
-        <w:t xml:space="preserve">"data/pine_needles_side_stats.csv"</w:t>
+        <w:t xml:space="preserve">"short"</w:t>
+      </w:r>
+      <w:r>
+        <w:rPr>
+          <w:rStyle w:val="NormalTok"/>
+        </w:rPr>
+        <w:t xml:space="preserve">,</w:t>
+      </w:r>
+      <w:r>
+        <w:br/>
+      </w:r>
+      <w:r>
+        <w:rPr>
+          <w:rStyle w:val="NormalTok"/>
+        </w:rPr>
+        <w:t xml:space="preserve">      length_mm </w:t>
+      </w:r>
+      <w:r>
+        <w:rPr>
+          <w:rStyle w:val="SpecialCharTok"/>
+        </w:rPr>
+        <w:t xml:space="preserve">&lt;</w:t>
+      </w:r>
+      <w:r>
+        <w:rPr>
+          <w:rStyle w:val="NormalTok"/>
+        </w:rPr>
+        <w:t xml:space="preserve"> </w:t>
+      </w:r>
+      <w:r>
+        <w:rPr>
+          <w:rStyle w:val="DecValTok"/>
+        </w:rPr>
+        <w:t xml:space="preserve">20</w:t>
+      </w:r>
+      <w:r>
+        <w:rPr>
+          <w:rStyle w:val="NormalTok"/>
+        </w:rPr>
+        <w:t xml:space="preserve"> </w:t>
+      </w:r>
+      <w:r>
+        <w:rPr>
+          <w:rStyle w:val="SpecialCharTok"/>
+        </w:rPr>
+        <w:t xml:space="preserve">~</w:t>
+      </w:r>
+      <w:r>
+        <w:rPr>
+          <w:rStyle w:val="NormalTok"/>
+        </w:rPr>
+        <w:t xml:space="preserve"> </w:t>
+      </w:r>
+      <w:r>
+        <w:rPr>
+          <w:rStyle w:val="StringTok"/>
+        </w:rPr>
+        <w:t xml:space="preserve">"medium"</w:t>
+      </w:r>
+      <w:r>
+        <w:rPr>
+          <w:rStyle w:val="NormalTok"/>
+        </w:rPr>
+        <w:t xml:space="preserve">,</w:t>
+      </w:r>
+      <w:r>
+        <w:br/>
+      </w:r>
+      <w:r>
+        <w:rPr>
+          <w:rStyle w:val="NormalTok"/>
+        </w:rPr>
+        <w:t xml:space="preserve">      </w:t>
+      </w:r>
+      <w:r>
+        <w:rPr>
+          <w:rStyle w:val="ConstantTok"/>
+        </w:rPr>
+        <w:t xml:space="preserve">TRUE</w:t>
+      </w:r>
+      <w:r>
+        <w:rPr>
+          <w:rStyle w:val="NormalTok"/>
+        </w:rPr>
+        <w:t xml:space="preserve">           </w:t>
+      </w:r>
+      <w:r>
+        <w:rPr>
+          <w:rStyle w:val="SpecialCharTok"/>
+        </w:rPr>
+        <w:t xml:space="preserve">~</w:t>
+      </w:r>
+      <w:r>
+        <w:rPr>
+          <w:rStyle w:val="NormalTok"/>
+        </w:rPr>
+        <w:t xml:space="preserve"> </w:t>
+      </w:r>
+      <w:r>
+        <w:rPr>
+          <w:rStyle w:val="StringTok"/>
+        </w:rPr>
+        <w:t xml:space="preserve">"long"</w:t>
+      </w:r>
+      <w:r>
+        <w:br/>
+      </w:r>
+      <w:r>
+        <w:rPr>
+          <w:rStyle w:val="NormalTok"/>
+        </w:rPr>
+        <w:t xml:space="preserve">    )</w:t>
+      </w:r>
+      <w:r>
+        <w:br/>
+      </w:r>
+      <w:r>
+        <w:rPr>
+          <w:rStyle w:val="NormalTok"/>
+        </w:rPr>
+        <w:t xml:space="preserve">  ) </w:t>
+      </w:r>
+      <w:r>
+        <w:rPr>
+          <w:rStyle w:val="SpecialCharTok"/>
+        </w:rPr>
+        <w:t xml:space="preserve">|&gt;</w:t>
+      </w:r>
+      <w:r>
+        <w:br/>
+      </w:r>
+      <w:r>
+        <w:rPr>
+          <w:rStyle w:val="NormalTok"/>
+        </w:rPr>
+        <w:t xml:space="preserve">  </w:t>
+      </w:r>
+      <w:r>
+        <w:rPr>
+          <w:rStyle w:val="FunctionTok"/>
+        </w:rPr>
+        <w:t xml:space="preserve">group_by</w:t>
+      </w:r>
+      <w:r>
+        <w:rPr>
+          <w:rStyle w:val="NormalTok"/>
+        </w:rPr>
+        <w:t xml:space="preserve">(size_class) </w:t>
+      </w:r>
+      <w:r>
+        <w:rPr>
+          <w:rStyle w:val="SpecialCharTok"/>
+        </w:rPr>
+        <w:t xml:space="preserve">|&gt;</w:t>
+      </w:r>
+      <w:r>
+        <w:br/>
+      </w:r>
+      <w:r>
+        <w:rPr>
+          <w:rStyle w:val="NormalTok"/>
+        </w:rPr>
+        <w:t xml:space="preserve">  </w:t>
+      </w:r>
+      <w:r>
+        <w:rPr>
+          <w:rStyle w:val="FunctionTok"/>
+        </w:rPr>
+        <w:t xml:space="preserve">summarize</w:t>
+      </w:r>
+      <w:r>
+        <w:rPr>
+          <w:rStyle w:val="NormalTok"/>
+        </w:rPr>
+        <w:t xml:space="preserve">(</w:t>
+      </w:r>
+      <w:r>
+        <w:br/>
+      </w:r>
+      <w:r>
+        <w:rPr>
+          <w:rStyle w:val="NormalTok"/>
+        </w:rPr>
+        <w:t xml:space="preserve">    </w:t>
+      </w:r>
+      <w:r>
+        <w:rPr>
+          <w:rStyle w:val="AttributeTok"/>
+        </w:rPr>
+        <w:t xml:space="preserve">n       =</w:t>
+      </w:r>
+      <w:r>
+        <w:rPr>
+          <w:rStyle w:val="NormalTok"/>
+        </w:rPr>
+        <w:t xml:space="preserve"> </w:t>
+      </w:r>
+      <w:r>
+        <w:rPr>
+          <w:rStyle w:val="FunctionTok"/>
+        </w:rPr>
+        <w:t xml:space="preserve">sum</w:t>
+      </w:r>
+      <w:r>
+        <w:rPr>
+          <w:rStyle w:val="NormalTok"/>
+        </w:rPr>
+        <w:t xml:space="preserve">(</w:t>
+      </w:r>
+      <w:r>
+        <w:rPr>
+          <w:rStyle w:val="SpecialCharTok"/>
+        </w:rPr>
+        <w:t xml:space="preserve">!</w:t>
+      </w:r>
+      <w:r>
+        <w:rPr>
+          <w:rStyle w:val="FunctionTok"/>
+        </w:rPr>
+        <w:t xml:space="preserve">is.na</w:t>
+      </w:r>
+      <w:r>
+        <w:rPr>
+          <w:rStyle w:val="NormalTok"/>
+        </w:rPr>
+        <w:t xml:space="preserve">(length_mm)),</w:t>
+      </w:r>
+      <w:r>
+        <w:br/>
+      </w:r>
+      <w:r>
+        <w:rPr>
+          <w:rStyle w:val="NormalTok"/>
+        </w:rPr>
+        <w:t xml:space="preserve">    </w:t>
+      </w:r>
+      <w:r>
+        <w:rPr>
+          <w:rStyle w:val="AttributeTok"/>
+        </w:rPr>
+        <w:t xml:space="preserve">mean_mm =</w:t>
+      </w:r>
+      <w:r>
+        <w:rPr>
+          <w:rStyle w:val="NormalTok"/>
+        </w:rPr>
+        <w:t xml:space="preserve"> </w:t>
+      </w:r>
+      <w:r>
+        <w:rPr>
+          <w:rStyle w:val="FunctionTok"/>
+        </w:rPr>
+        <w:t xml:space="preserve">round</w:t>
+      </w:r>
+      <w:r>
+        <w:rPr>
+          <w:rStyle w:val="NormalTok"/>
+        </w:rPr>
+        <w:t xml:space="preserve">(</w:t>
+      </w:r>
+      <w:r>
+        <w:rPr>
+          <w:rStyle w:val="FunctionTok"/>
+        </w:rPr>
+        <w:t xml:space="preserve">mean</w:t>
+      </w:r>
+      <w:r>
+        <w:rPr>
+          <w:rStyle w:val="NormalTok"/>
+        </w:rPr>
+        <w:t xml:space="preserve">(length_mm, </w:t>
+      </w:r>
+      <w:r>
+        <w:rPr>
+          <w:rStyle w:val="AttributeTok"/>
+        </w:rPr>
+        <w:t xml:space="preserve">na.rm =</w:t>
+      </w:r>
+      <w:r>
+        <w:rPr>
+          <w:rStyle w:val="NormalTok"/>
+        </w:rPr>
+        <w:t xml:space="preserve"> </w:t>
+      </w:r>
+      <w:r>
+        <w:rPr>
+          <w:rStyle w:val="ConstantTok"/>
+        </w:rPr>
+        <w:t xml:space="preserve">TRUE</w:t>
+      </w:r>
+      <w:r>
+        <w:rPr>
+          <w:rStyle w:val="NormalTok"/>
+        </w:rPr>
+        <w:t xml:space="preserve">), </w:t>
+      </w:r>
+      <w:r>
+        <w:rPr>
+          <w:rStyle w:val="DecValTok"/>
+        </w:rPr>
+        <w:t xml:space="preserve">2</w:t>
+      </w:r>
+      <w:r>
+        <w:rPr>
+          <w:rStyle w:val="NormalTok"/>
+        </w:rPr>
+        <w:t xml:space="preserve">),</w:t>
+      </w:r>
+      <w:r>
+        <w:br/>
+      </w:r>
+      <w:r>
+        <w:rPr>
+          <w:rStyle w:val="NormalTok"/>
+        </w:rPr>
+        <w:t xml:space="preserve">    </w:t>
+      </w:r>
+      <w:r>
+        <w:rPr>
+          <w:rStyle w:val="AttributeTok"/>
+        </w:rPr>
+        <w:t xml:space="preserve">se_mm   =</w:t>
+      </w:r>
+      <w:r>
+        <w:rPr>
+          <w:rStyle w:val="NormalTok"/>
+        </w:rPr>
+        <w:t xml:space="preserve"> </w:t>
+      </w:r>
+      <w:r>
+        <w:rPr>
+          <w:rStyle w:val="FunctionTok"/>
+        </w:rPr>
+        <w:t xml:space="preserve">round</w:t>
+      </w:r>
+      <w:r>
+        <w:rPr>
+          <w:rStyle w:val="NormalTok"/>
+        </w:rPr>
+        <w:t xml:space="preserve">(</w:t>
+      </w:r>
+      <w:r>
+        <w:rPr>
+          <w:rStyle w:val="FunctionTok"/>
+        </w:rPr>
+        <w:t xml:space="preserve">sd</w:t>
+      </w:r>
+      <w:r>
+        <w:rPr>
+          <w:rStyle w:val="NormalTok"/>
+        </w:rPr>
+        <w:t xml:space="preserve">(length_mm, </w:t>
+      </w:r>
+      <w:r>
+        <w:rPr>
+          <w:rStyle w:val="AttributeTok"/>
+        </w:rPr>
+        <w:t xml:space="preserve">na.rm =</w:t>
+      </w:r>
+      <w:r>
+        <w:rPr>
+          <w:rStyle w:val="NormalTok"/>
+        </w:rPr>
+        <w:t xml:space="preserve"> </w:t>
+      </w:r>
+      <w:r>
+        <w:rPr>
+          <w:rStyle w:val="ConstantTok"/>
+        </w:rPr>
+        <w:t xml:space="preserve">TRUE</w:t>
+      </w:r>
+      <w:r>
+        <w:rPr>
+          <w:rStyle w:val="NormalTok"/>
+        </w:rPr>
+        <w:t xml:space="preserve">) </w:t>
+      </w:r>
+      <w:r>
+        <w:rPr>
+          <w:rStyle w:val="SpecialCharTok"/>
+        </w:rPr>
+        <w:t xml:space="preserve">/</w:t>
+      </w:r>
+      <w:r>
+        <w:rPr>
+          <w:rStyle w:val="NormalTok"/>
+        </w:rPr>
+        <w:t xml:space="preserve"> </w:t>
+      </w:r>
+      <w:r>
+        <w:rPr>
+          <w:rStyle w:val="FunctionTok"/>
+        </w:rPr>
+        <w:t xml:space="preserve">sqrt</w:t>
+      </w:r>
+      <w:r>
+        <w:rPr>
+          <w:rStyle w:val="NormalTok"/>
+        </w:rPr>
+        <w:t xml:space="preserve">(n), </w:t>
+      </w:r>
+      <w:r>
+        <w:rPr>
+          <w:rStyle w:val="DecValTok"/>
+        </w:rPr>
+        <w:t xml:space="preserve">2</w:t>
       </w:r>
       <w:r>
         <w:rPr>
@@ -3260,13 +4361,50 @@
         </w:rPr>
         <w:t xml:space="preserve">)</w:t>
       </w:r>
+      <w:r>
+        <w:br/>
+      </w:r>
+      <w:r>
+        <w:rPr>
+          <w:rStyle w:val="NormalTok"/>
+        </w:rPr>
+        <w:t xml:space="preserve">  )</w:t>
+      </w:r>
+      <w:r>
+        <w:br/>
+      </w:r>
+      <w:r>
+        <w:br/>
+      </w:r>
+      <w:r>
+        <w:rPr>
+          <w:rStyle w:val="NormalTok"/>
+        </w:rPr>
+        <w:t xml:space="preserve">size_class_stats_df</w:t>
+      </w:r>
     </w:p>
     <w:p>
       <w:pPr>
         <w:pStyle w:val="FirstParagraph"/>
       </w:pPr>
       <w:r>
-        <w:t xml:space="preserve">Check your</w:t>
+        <w:t xml:space="preserve">✏️</w:t>
+      </w:r>
+      <w:r>
+        <w:t xml:space="preserve"> </w:t>
+      </w:r>
+      <w:r>
+        <w:rPr>
+          <w:b/>
+          <w:bCs/>
+        </w:rPr>
+        <w:t xml:space="preserve">Your turn:</w:t>
+      </w:r>
+      <w:r>
+        <w:t xml:space="preserve"> </w:t>
+      </w:r>
+      <w:r>
+        <w:t xml:space="preserve">Which</w:t>
       </w:r>
       <w:r>
         <w:t xml:space="preserve"> </w:t>
@@ -3275,13 +4413,34 @@
         <w:rPr>
           <w:rStyle w:val="VerbatimChar"/>
         </w:rPr>
-        <w:t xml:space="preserve">data/</w:t>
-      </w:r>
-      <w:r>
-        <w:t xml:space="preserve"> </w:t>
-      </w:r>
-      <w:r>
-        <w:t xml:space="preserve">folder — the summary table should be there.</w:t>
+        <w:t xml:space="preserve">size_class</w:t>
+      </w:r>
+      <w:r>
+        <w:t xml:space="preserve"> </w:t>
+      </w:r>
+      <w:r>
+        <w:t xml:space="preserve">has the largest</w:t>
+      </w:r>
+      <w:r>
+        <w:t xml:space="preserve"> </w:t>
+      </w:r>
+      <w:r>
+        <w:rPr>
+          <w:rStyle w:val="VerbatimChar"/>
+        </w:rPr>
+        <w:t xml:space="preserve">n</w:t>
+      </w:r>
+      <w:r>
+        <w:t xml:space="preserve">? Does that match what you’d expect from the cutoffs (16 and 20)?</w:t>
+      </w:r>
+      <w:r>
+        <w:t xml:space="preserve"> </w:t>
+      </w:r>
+      <w:r>
+        <w:rPr>
+          <w:rStyle w:val="VerbatimChar"/>
+        </w:rPr>
+        <w:t xml:space="preserve">________________________</w:t>
       </w:r>
     </w:p>
     <w:p>
@@ -3291,8 +4450,89 @@
         </w:pict>
       </w:r>
     </w:p>
-    <w:bookmarkEnd w:id="23"/>
-    <w:bookmarkStart w:id="27" w:name="part-9-review-and-checkpoint"/>
+    <w:bookmarkEnd w:id="27"/>
+    <w:bookmarkStart w:id="28" w:name="part-8-save-your-summary-table"/>
+    <w:p>
+      <w:pPr>
+        <w:pStyle w:val="Heading1"/>
+      </w:pPr>
+      <w:r>
+        <w:t xml:space="preserve">Part 8 · Save your summary table</w:t>
+      </w:r>
+    </w:p>
+    <w:p>
+      <w:pPr>
+        <w:pStyle w:val="FirstParagraph"/>
+      </w:pPr>
+      <w:r>
+        <w:rPr>
+          <w:b/>
+          <w:bCs/>
+        </w:rPr>
+        <w:t xml:space="preserve">▶ Run this:</w:t>
+      </w:r>
+    </w:p>
+    <w:p>
+      <w:pPr>
+        <w:pStyle w:val="SourceCode"/>
+      </w:pPr>
+      <w:r>
+        <w:rPr>
+          <w:rStyle w:val="FunctionTok"/>
+        </w:rPr>
+        <w:t xml:space="preserve">write_csv</w:t>
+      </w:r>
+      <w:r>
+        <w:rPr>
+          <w:rStyle w:val="NormalTok"/>
+        </w:rPr>
+        <w:t xml:space="preserve">(side_stats_df, </w:t>
+      </w:r>
+      <w:r>
+        <w:rPr>
+          <w:rStyle w:val="StringTok"/>
+        </w:rPr>
+        <w:t xml:space="preserve">"data/pine_needles_side_stats.csv"</w:t>
+      </w:r>
+      <w:r>
+        <w:rPr>
+          <w:rStyle w:val="NormalTok"/>
+        </w:rPr>
+        <w:t xml:space="preserve">)</w:t>
+      </w:r>
+    </w:p>
+    <w:p>
+      <w:pPr>
+        <w:pStyle w:val="FirstParagraph"/>
+      </w:pPr>
+      <w:r>
+        <w:t xml:space="preserve">Check your</w:t>
+      </w:r>
+      <w:r>
+        <w:t xml:space="preserve"> </w:t>
+      </w:r>
+      <w:r>
+        <w:rPr>
+          <w:rStyle w:val="VerbatimChar"/>
+        </w:rPr>
+        <w:t xml:space="preserve">data/</w:t>
+      </w:r>
+      <w:r>
+        <w:t xml:space="preserve"> </w:t>
+      </w:r>
+      <w:r>
+        <w:t xml:space="preserve">folder — the summary table should be there.</w:t>
+      </w:r>
+    </w:p>
+    <w:p>
+      <w:r>
+        <w:pict>
+          <v:rect style="width:0;height:1.5pt" o:hralign="center" o:hrstd="t" o:hr="t"/>
+        </w:pict>
+      </w:r>
+    </w:p>
+    <w:bookmarkEnd w:id="28"/>
+    <w:bookmarkStart w:id="32" w:name="part-9-review-and-checkpoint"/>
     <w:p>
       <w:pPr>
         <w:pStyle w:val="Heading1"/>
@@ -3342,31 +4582,7 @@
         </w:numPr>
       </w:pPr>
       <w:r>
-        <w:t xml:space="preserve">Explain the</w:t>
-      </w:r>
-      <w:r>
-        <w:t xml:space="preserve"> </w:t>
-      </w:r>
-      <w:r>
-        <w:rPr>
-          <w:rStyle w:val="VerbatimChar"/>
-        </w:rPr>
-        <w:t xml:space="preserve">length()</w:t>
-      </w:r>
-      <w:r>
-        <w:t xml:space="preserve"> </w:t>
-      </w:r>
-      <w:r>
-        <w:t xml:space="preserve">trap and fix it with</w:t>
-      </w:r>
-      <w:r>
-        <w:t xml:space="preserve"> </w:t>
-      </w:r>
-      <w:r>
-        <w:rPr>
-          <w:rStyle w:val="VerbatimChar"/>
-        </w:rPr>
-        <w:t xml:space="preserve">sum(!is.na())</w:t>
+        <w:t xml:space="preserve">Compute quantiles, range, and IQR, and explain how IQR relates to a boxplot</w:t>
       </w:r>
     </w:p>
     <w:p>
@@ -3378,7 +4594,31 @@
         </w:numPr>
       </w:pPr>
       <w:r>
-        <w:t xml:space="preserve">Compute SE and explain how it differs from SD</w:t>
+        <w:t xml:space="preserve">Explain the</w:t>
+      </w:r>
+      <w:r>
+        <w:t xml:space="preserve"> </w:t>
+      </w:r>
+      <w:r>
+        <w:rPr>
+          <w:rStyle w:val="VerbatimChar"/>
+        </w:rPr>
+        <w:t xml:space="preserve">length()</w:t>
+      </w:r>
+      <w:r>
+        <w:t xml:space="preserve"> </w:t>
+      </w:r>
+      <w:r>
+        <w:t xml:space="preserve">trap and fix it with</w:t>
+      </w:r>
+      <w:r>
+        <w:t xml:space="preserve"> </w:t>
+      </w:r>
+      <w:r>
+        <w:rPr>
+          <w:rStyle w:val="VerbatimChar"/>
+        </w:rPr>
+        <w:t xml:space="preserve">sum(!is.na())</w:t>
       </w:r>
     </w:p>
     <w:p>
@@ -3390,37 +4630,7 @@
         </w:numPr>
       </w:pPr>
       <w:r>
-        <w:t xml:space="preserve">Use</w:t>
-      </w:r>
-      <w:r>
-        <w:t xml:space="preserve"> </w:t>
-      </w:r>
-      <w:r>
-        <w:rPr>
-          <w:rStyle w:val="VerbatimChar"/>
-        </w:rPr>
-        <w:t xml:space="preserve">group_by()</w:t>
-      </w:r>
-      <w:r>
-        <w:t xml:space="preserve"> </w:t>
-      </w:r>
-      <w:r>
-        <w:t xml:space="preserve">+</w:t>
-      </w:r>
-      <w:r>
-        <w:t xml:space="preserve"> </w:t>
-      </w:r>
-      <w:r>
-        <w:rPr>
-          <w:rStyle w:val="VerbatimChar"/>
-        </w:rPr>
-        <w:t xml:space="preserve">summarize()</w:t>
-      </w:r>
-      <w:r>
-        <w:t xml:space="preserve"> </w:t>
-      </w:r>
-      <w:r>
-        <w:t xml:space="preserve">to get n, mean, SD, and SE for every group at once</w:t>
+        <w:t xml:space="preserve">Compute SE and explain how it differs from SD</w:t>
       </w:r>
     </w:p>
     <w:p>
@@ -3429,6 +4639,84 @@
         <w:numPr>
           <w:ilvl w:val="0"/>
           <w:numId w:val="1006"/>
+        </w:numPr>
+      </w:pPr>
+      <w:r>
+        <w:t xml:space="preserve">Get a full-dataset overview with</w:t>
+      </w:r>
+      <w:r>
+        <w:t xml:space="preserve"> </w:t>
+      </w:r>
+      <w:r>
+        <w:rPr>
+          <w:rStyle w:val="VerbatimChar"/>
+        </w:rPr>
+        <w:t xml:space="preserve">skimr::skim()</w:t>
+      </w:r>
+    </w:p>
+    <w:p>
+      <w:pPr>
+        <w:pStyle w:val="Compact"/>
+        <w:numPr>
+          <w:ilvl w:val="0"/>
+          <w:numId w:val="1007"/>
+        </w:numPr>
+      </w:pPr>
+      <w:r>
+        <w:t xml:space="preserve">Use</w:t>
+      </w:r>
+      <w:r>
+        <w:t xml:space="preserve"> </w:t>
+      </w:r>
+      <w:r>
+        <w:rPr>
+          <w:rStyle w:val="VerbatimChar"/>
+        </w:rPr>
+        <w:t xml:space="preserve">group_by()</w:t>
+      </w:r>
+      <w:r>
+        <w:t xml:space="preserve"> </w:t>
+      </w:r>
+      <w:r>
+        <w:t xml:space="preserve">+</w:t>
+      </w:r>
+      <w:r>
+        <w:t xml:space="preserve"> </w:t>
+      </w:r>
+      <w:r>
+        <w:rPr>
+          <w:rStyle w:val="VerbatimChar"/>
+        </w:rPr>
+        <w:t xml:space="preserve">summarize()</w:t>
+      </w:r>
+      <w:r>
+        <w:t xml:space="preserve"> </w:t>
+      </w:r>
+      <w:r>
+        <w:t xml:space="preserve">to get n, mean, SD, and SE for every group at once — including</w:t>
+      </w:r>
+      <w:r>
+        <w:t xml:space="preserve"> </w:t>
+      </w:r>
+      <w:r>
+        <w:rPr>
+          <w:rStyle w:val="VerbatimChar"/>
+        </w:rPr>
+        <w:t xml:space="preserve">case_when()</w:t>
+      </w:r>
+      <w:r>
+        <w:t xml:space="preserve"> </w:t>
+      </w:r>
+      <w:r>
+        <w:t xml:space="preserve">categories</w:t>
+      </w:r>
+    </w:p>
+    <w:p>
+      <w:pPr>
+        <w:pStyle w:val="Compact"/>
+        <w:numPr>
+          <w:ilvl w:val="0"/>
+          <w:numId w:val="1008"/>
         </w:numPr>
       </w:pPr>
       <w:r>
@@ -3533,18 +4821,18 @@
                 <wp:inline>
                   <wp:extent cx="152400" cy="152400"/>
                   <wp:effectExtent b="0" l="0" r="0" t="0"/>
-                  <wp:docPr descr="" title="" id="25" name="Picture"/>
+                  <wp:docPr descr="" title="" id="30" name="Picture"/>
                   <a:graphic>
                     <a:graphicData uri="http://schemas.openxmlformats.org/drawingml/2006/picture">
                       <pic:pic>
                         <pic:nvPicPr>
-                          <pic:cNvPr descr="/Applications/Positron.app/Contents/Resources/app/quarto/share/formats/docx/note.png" id="26" name="Picture"/>
+                          <pic:cNvPr descr="/Applications/Positron.app/Contents/Resources/app/quarto/share/formats/docx/note.png" id="31" name="Picture"/>
                           <pic:cNvPicPr>
                             <a:picLocks noChangeArrowheads="1" noChangeAspect="1"/>
                           </pic:cNvPicPr>
                         </pic:nvPicPr>
                         <pic:blipFill>
-                          <a:blip r:embed="rId24"/>
+                          <a:blip r:embed="rId29"/>
                           <a:stretch>
                             <a:fillRect/>
                           </a:stretch>
@@ -3621,7 +4909,7 @@
               <w:pStyle w:val="Compact"/>
               <w:numPr>
                 <w:ilvl w:val="0"/>
-                <w:numId w:val="1007"/>
+                <w:numId w:val="1009"/>
               </w:numPr>
             </w:pPr>
             <w:r>
@@ -3660,7 +4948,7 @@
               <w:pStyle w:val="Compact"/>
               <w:numPr>
                 <w:ilvl w:val="0"/>
-                <w:numId w:val="1007"/>
+                <w:numId w:val="1009"/>
               </w:numPr>
             </w:pPr>
             <w:r>
@@ -3678,8 +4966,8 @@
         </w:pict>
       </w:r>
     </w:p>
-    <w:bookmarkEnd w:id="27"/>
-    <w:bookmarkStart w:id="28" w:name="getting-unstuck"/>
+    <w:bookmarkEnd w:id="32"/>
+    <w:bookmarkStart w:id="33" w:name="getting-unstuck"/>
     <w:p>
       <w:pPr>
         <w:pStyle w:val="Heading1"/>
@@ -3701,7 +4989,7 @@
         <w:pStyle w:val="Compact"/>
         <w:numPr>
           <w:ilvl w:val="0"/>
-          <w:numId w:val="1008"/>
+          <w:numId w:val="1010"/>
         </w:numPr>
       </w:pPr>
       <w:r>
@@ -3723,7 +5011,7 @@
         <w:pStyle w:val="Compact"/>
         <w:numPr>
           <w:ilvl w:val="0"/>
-          <w:numId w:val="1008"/>
+          <w:numId w:val="1010"/>
         </w:numPr>
       </w:pPr>
       <w:r>
@@ -3769,7 +5057,7 @@
         <w:pStyle w:val="Compact"/>
         <w:numPr>
           <w:ilvl w:val="0"/>
-          <w:numId w:val="1008"/>
+          <w:numId w:val="1010"/>
         </w:numPr>
       </w:pPr>
       <w:r>
@@ -3790,7 +5078,7 @@
         <w:pStyle w:val="Compact"/>
         <w:numPr>
           <w:ilvl w:val="0"/>
-          <w:numId w:val="1008"/>
+          <w:numId w:val="1010"/>
         </w:numPr>
       </w:pPr>
       <w:r>
@@ -3838,7 +5126,7 @@
         </w:pict>
       </w:r>
     </w:p>
-    <w:bookmarkEnd w:id="28"/>
+    <w:bookmarkEnd w:id="33"/>
     <w:sectPr>
       <w:pgSz w:h="15840" w:w="12240"/>
       <w:pgMar w:bottom="1440" w:footer="720" w:gutter="0" w:header="720" w:left="1440" w:right="1440" w:top="1440"/>
@@ -4133,6 +5421,12 @@
     <w:abstractNumId w:val="992"/>
   </w:num>
   <w:num w:numId="1007">
+    <w:abstractNumId w:val="992"/>
+  </w:num>
+  <w:num w:numId="1008">
+    <w:abstractNumId w:val="992"/>
+  </w:num>
+  <w:num w:numId="1009">
     <w:abstractNumId w:val="99411"/>
     <w:lvlOverride w:ilvl="0">
       <w:startOverride w:val="1"/>
@@ -4162,7 +5456,7 @@
       <w:startOverride w:val="1"/>
     </w:lvlOverride>
   </w:num>
-  <w:num w:numId="1008">
+  <w:num w:numId="1010">
     <w:abstractNumId w:val="99411"/>
     <w:lvlOverride w:ilvl="0">
       <w:startOverride w:val="1"/>

--- a/docs/content/descriptive_stats/descriptive_stats_activity.docx
+++ b/docs/content/descriptive_stats/descriptive_stats_activity.docx
@@ -7,7 +7,7 @@
         <w:pStyle w:val="Title"/>
       </w:pPr>
       <w:r>
-        <w:t xml:space="preserve">Describing Your Data</w:t>
+        <w:t xml:space="preserve">Activity: Describing Your Data</w:t>
       </w:r>
     </w:p>
     <w:p>
@@ -26,13 +26,13 @@
         <w:t xml:space="preserve">Bill Perry</w:t>
       </w:r>
     </w:p>
-    <w:bookmarkStart w:id="10" w:name="worksheet-3-describing-your-data"/>
+    <w:bookmarkStart w:id="10" w:name="worksheet-describing-your-data"/>
     <w:p>
       <w:pPr>
         <w:pStyle w:val="Heading1"/>
       </w:pPr>
       <w:r>
-        <w:t xml:space="preserve">Worksheet 3: Describing Your Data</w:t>
+        <w:t xml:space="preserve">Worksheet: Describing Your Data</w:t>
       </w:r>
     </w:p>
     <w:p>
@@ -3781,7 +3781,7 @@
       </w:r>
     </w:p>
     <w:bookmarkEnd w:id="26"/>
-    <w:bookmarkStart w:id="27" w:name="Xd16081306dabda80f290627b48512645c04a535"/>
+    <w:bookmarkStart w:id="27" w:name="X89af96f990447eeaaa43bcc952b32ebeb30ded1"/>
     <w:p>
       <w:pPr>
         <w:pStyle w:val="Heading1"/>
@@ -3802,7 +3802,7 @@
         <w:t xml:space="preserve"> </w:t>
       </w:r>
       <w:r>
-        <w:t xml:space="preserve">from Module 2</w:t>
+        <w:t xml:space="preserve">from Wrangling Your Data</w:t>
       </w:r>
     </w:p>
     <w:p>
@@ -5905,7 +5905,7 @@
       <w:b/>
       <w:color w:themeColor="accent1" w:themeShade="BF" w:val="0F4761"/>
       <w:sz w:val="28"/>
-      <w:szCs w:val="40"/>
+      <w:szCs w:val="28"/>
     </w:rPr>
   </w:style>
   <w:style w:styleId="Heading2" w:type="paragraph">
@@ -5927,7 +5927,7 @@
     <w:rPr>
       <w:rFonts w:asciiTheme="majorHAnsi" w:cstheme="majorBidi" w:eastAsiaTheme="majorEastAsia" w:hAnsiTheme="majorHAnsi"/>
       <w:color w:themeColor="accent1" w:themeShade="BF" w:val="0F4761"/>
-      <w:szCs w:val="32"/>
+      <w:szCs w:val="28"/>
     </w:rPr>
   </w:style>
   <w:style w:styleId="Heading3" w:type="paragraph">
@@ -6239,8 +6239,8 @@
       <w:rFonts w:asciiTheme="majorHAnsi" w:cstheme="majorBidi" w:eastAsiaTheme="majorEastAsia" w:hAnsiTheme="majorHAnsi"/>
       <w:spacing w:val="-10"/>
       <w:kern w:val="28"/>
-      <w:sz w:val="56"/>
-      <w:szCs w:val="56"/>
+      <w:sz w:val="28"/>
+      <w:szCs w:val="28"/>
     </w:rPr>
   </w:style>
   <w:style w:customStyle="1" w:styleId="TitleChar" w:type="character">
@@ -6253,8 +6253,8 @@
       <w:rFonts w:asciiTheme="majorHAnsi" w:cstheme="majorBidi" w:eastAsiaTheme="majorEastAsia" w:hAnsiTheme="majorHAnsi"/>
       <w:spacing w:val="-10"/>
       <w:kern w:val="28"/>
-      <w:sz w:val="56"/>
-      <w:szCs w:val="56"/>
+      <w:sz w:val="28"/>
+      <w:szCs w:val="28"/>
     </w:rPr>
   </w:style>
   <w:style w:styleId="Subtitle" w:type="paragraph">

--- a/docs/content/descriptive_stats/descriptive_stats_activity.docx
+++ b/docs/content/descriptive_stats/descriptive_stats_activity.docx
@@ -220,7 +220,7 @@
         <w:rPr>
           <w:rStyle w:val="NormalTok"/>
         </w:rPr>
-        <w:t xml:space="preserve">lee_lengths  </w:t>
+        <w:t xml:space="preserve">shady_lengths  </w:t>
       </w:r>
       <w:r>
         <w:rPr>
@@ -313,7 +313,7 @@
         <w:rPr>
           <w:rStyle w:val="NormalTok"/>
         </w:rPr>
-        <w:t xml:space="preserve">wind_lengths </w:t>
+        <w:t xml:space="preserve">sunny_lengths </w:t>
       </w:r>
       <w:r>
         <w:rPr>
@@ -430,7 +430,7 @@
         <w:rPr>
           <w:rStyle w:val="VerbatimChar"/>
         </w:rPr>
-        <w:t xml:space="preserve">lee_lengths</w:t>
+        <w:t xml:space="preserve">shady_lengths</w:t>
       </w:r>
       <w:r>
         <w:t xml:space="preserve">? In</w:t>
@@ -442,7 +442,7 @@
         <w:rPr>
           <w:rStyle w:val="VerbatimChar"/>
         </w:rPr>
-        <w:t xml:space="preserve">wind_lengths</w:t>
+        <w:t xml:space="preserve">sunny_lengths</w:t>
       </w:r>
       <w:r>
         <w:t xml:space="preserve">?</w:t>
@@ -500,7 +500,7 @@
         <w:rPr>
           <w:rStyle w:val="NormalTok"/>
         </w:rPr>
-        <w:t xml:space="preserve">(lee_lengths)</w:t>
+        <w:t xml:space="preserve">(shady_lengths)</w:t>
       </w:r>
       <w:r>
         <w:br/>
@@ -515,7 +515,7 @@
         <w:rPr>
           <w:rStyle w:val="NormalTok"/>
         </w:rPr>
-        <w:t xml:space="preserve">(lee_lengths)</w:t>
+        <w:t xml:space="preserve">(shady_lengths)</w:t>
       </w:r>
       <w:r>
         <w:br/>
@@ -533,7 +533,7 @@
         <w:rPr>
           <w:rStyle w:val="NormalTok"/>
         </w:rPr>
-        <w:t xml:space="preserve">(wind_lengths)</w:t>
+        <w:t xml:space="preserve">(sunny_lengths)</w:t>
       </w:r>
       <w:r>
         <w:br/>
@@ -548,7 +548,7 @@
         <w:rPr>
           <w:rStyle w:val="NormalTok"/>
         </w:rPr>
-        <w:t xml:space="preserve">(wind_lengths)</w:t>
+        <w:t xml:space="preserve">(sunny_lengths)</w:t>
       </w:r>
     </w:p>
     <w:p>
@@ -583,7 +583,7 @@
         <w:rPr>
           <w:rStyle w:val="VerbatimChar"/>
         </w:rPr>
-        <w:t xml:space="preserve">Lee   — mean vs. median: ________________________</w:t>
+        <w:t xml:space="preserve">Shady — mean vs. median: ________________________</w:t>
       </w:r>
       <w:r>
         <w:br/>
@@ -592,7 +592,7 @@
         <w:rPr>
           <w:rStyle w:val="VerbatimChar"/>
         </w:rPr>
-        <w:t xml:space="preserve">Wind  — mean vs. median: ________________________</w:t>
+        <w:t xml:space="preserve">Sunny — mean vs. median: ________________________</w:t>
       </w:r>
     </w:p>
     <w:p>
@@ -638,7 +638,7 @@
         <w:rPr>
           <w:rStyle w:val="NormalTok"/>
         </w:rPr>
-        <w:t xml:space="preserve">(lee_lengths)</w:t>
+        <w:t xml:space="preserve">(shady_lengths)</w:t>
       </w:r>
       <w:r>
         <w:br/>
@@ -653,7 +653,7 @@
         <w:rPr>
           <w:rStyle w:val="NormalTok"/>
         </w:rPr>
-        <w:t xml:space="preserve">(lee_lengths)</w:t>
+        <w:t xml:space="preserve">(shady_lengths)</w:t>
       </w:r>
       <w:r>
         <w:br/>
@@ -671,7 +671,7 @@
         <w:rPr>
           <w:rStyle w:val="NormalTok"/>
         </w:rPr>
-        <w:t xml:space="preserve">(wind_lengths)</w:t>
+        <w:t xml:space="preserve">(sunny_lengths)</w:t>
       </w:r>
       <w:r>
         <w:br/>
@@ -686,7 +686,7 @@
         <w:rPr>
           <w:rStyle w:val="NormalTok"/>
         </w:rPr>
-        <w:t xml:space="preserve">(wind_lengths)</w:t>
+        <w:t xml:space="preserve">(sunny_lengths)</w:t>
       </w:r>
     </w:p>
     <w:p>
@@ -710,7 +710,7 @@
         <w:t xml:space="preserve"> </w:t>
       </w:r>
       <w:r>
-        <w:t xml:space="preserve">Which side has more spread in its needle lengths — lee or windward? How do you know?</w:t>
+        <w:t xml:space="preserve">Which side has more spread in its needle lengths — shady or sunny? How do you know?</w:t>
       </w:r>
       <w:r>
         <w:t xml:space="preserve"> </w:t>
@@ -765,7 +765,7 @@
         <w:rPr>
           <w:rStyle w:val="NormalTok"/>
         </w:rPr>
-        <w:t xml:space="preserve">(lee_lengths)</w:t>
+        <w:t xml:space="preserve">(shady_lengths)</w:t>
       </w:r>
       <w:r>
         <w:br/>
@@ -780,7 +780,7 @@
         <w:rPr>
           <w:rStyle w:val="NormalTok"/>
         </w:rPr>
-        <w:t xml:space="preserve">(lee_lengths) </w:t>
+        <w:t xml:space="preserve">(shady_lengths) </w:t>
       </w:r>
       <w:r>
         <w:rPr>
@@ -804,7 +804,7 @@
         <w:rPr>
           <w:rStyle w:val="NormalTok"/>
         </w:rPr>
-        <w:t xml:space="preserve">(lee_lengths)</w:t>
+        <w:t xml:space="preserve">(shady_lengths)</w:t>
       </w:r>
       <w:r>
         <w:br/>
@@ -822,7 +822,7 @@
         <w:rPr>
           <w:rStyle w:val="NormalTok"/>
         </w:rPr>
-        <w:t xml:space="preserve">(lee_lengths)</w:t>
+        <w:t xml:space="preserve">(shady_lengths)</w:t>
       </w:r>
       <w:r>
         <w:br/>
@@ -837,7 +837,7 @@
         <w:rPr>
           <w:rStyle w:val="NormalTok"/>
         </w:rPr>
-        <w:t xml:space="preserve">(lee_lengths)</w:t>
+        <w:t xml:space="preserve">(shady_lengths)</w:t>
       </w:r>
     </w:p>
     <w:p>
@@ -870,7 +870,7 @@
         <w:rPr>
           <w:rStyle w:val="VerbatimChar"/>
         </w:rPr>
-        <w:t xml:space="preserve">wind_lengths</w:t>
+        <w:t xml:space="preserve">sunny_lengths</w:t>
       </w:r>
       <w:r>
         <w:t xml:space="preserve">. Which side has the wider IQR?</w:t>
@@ -1026,7 +1026,7 @@
               <w:rPr>
                 <w:rStyle w:val="VerbatimChar"/>
               </w:rPr>
-              <w:t xml:space="preserve">IQR(lee_lengths)</w:t>
+              <w:t xml:space="preserve">IQR(shady_lengths)</w:t>
             </w:r>
             <w:r>
               <w:t xml:space="preserve"> </w:t>
@@ -1041,7 +1041,7 @@
               <w:rPr>
                 <w:rStyle w:val="VerbatimChar"/>
               </w:rPr>
-              <w:t xml:space="preserve">quantile(lee_lengths, 0.75) - quantile(lee_lengths, 0.25)</w:t>
+              <w:t xml:space="preserve">quantile(shady_lengths, 0.75) - quantile(shady_lengths, 0.25)</w:t>
             </w:r>
             <w:r>
               <w:t xml:space="preserve"> </w:t>
@@ -1891,7 +1891,7 @@
         <w:rPr>
           <w:rStyle w:val="NormalTok"/>
         </w:rPr>
-        <w:t xml:space="preserve">n_lee  </w:t>
+        <w:t xml:space="preserve">n_shady  </w:t>
       </w:r>
       <w:r>
         <w:rPr>
@@ -1933,7 +1933,7 @@
         <w:rPr>
           <w:rStyle w:val="NormalTok"/>
         </w:rPr>
-        <w:t xml:space="preserve">(lee_lengths))</w:t>
+        <w:t xml:space="preserve">(shady_lengths))</w:t>
       </w:r>
       <w:r>
         <w:br/>
@@ -1942,7 +1942,7 @@
         <w:rPr>
           <w:rStyle w:val="NormalTok"/>
         </w:rPr>
-        <w:t xml:space="preserve">n_wind </w:t>
+        <w:t xml:space="preserve">n_sunny </w:t>
       </w:r>
       <w:r>
         <w:rPr>
@@ -1984,7 +1984,7 @@
         <w:rPr>
           <w:rStyle w:val="NormalTok"/>
         </w:rPr>
-        <w:t xml:space="preserve">(wind_lengths))</w:t>
+        <w:t xml:space="preserve">(sunny_lengths))</w:t>
       </w:r>
       <w:r>
         <w:br/>
@@ -1996,7 +1996,7 @@
         <w:rPr>
           <w:rStyle w:val="NormalTok"/>
         </w:rPr>
-        <w:t xml:space="preserve">se_lee  </w:t>
+        <w:t xml:space="preserve">se_shady  </w:t>
       </w:r>
       <w:r>
         <w:rPr>
@@ -2020,7 +2020,7 @@
         <w:rPr>
           <w:rStyle w:val="NormalTok"/>
         </w:rPr>
-        <w:t xml:space="preserve">(lee_lengths)  </w:t>
+        <w:t xml:space="preserve">(shady_lengths)  </w:t>
       </w:r>
       <w:r>
         <w:rPr>
@@ -2044,7 +2044,7 @@
         <w:rPr>
           <w:rStyle w:val="NormalTok"/>
         </w:rPr>
-        <w:t xml:space="preserve">(n_lee)</w:t>
+        <w:t xml:space="preserve">(n_shady)</w:t>
       </w:r>
       <w:r>
         <w:br/>
@@ -2053,7 +2053,7 @@
         <w:rPr>
           <w:rStyle w:val="NormalTok"/>
         </w:rPr>
-        <w:t xml:space="preserve">se_wind </w:t>
+        <w:t xml:space="preserve">se_sunny </w:t>
       </w:r>
       <w:r>
         <w:rPr>
@@ -2077,7 +2077,7 @@
         <w:rPr>
           <w:rStyle w:val="NormalTok"/>
         </w:rPr>
-        <w:t xml:space="preserve">(wind_lengths) </w:t>
+        <w:t xml:space="preserve">(sunny_lengths) </w:t>
       </w:r>
       <w:r>
         <w:rPr>
@@ -2101,7 +2101,7 @@
         <w:rPr>
           <w:rStyle w:val="NormalTok"/>
         </w:rPr>
-        <w:t xml:space="preserve">(n_wind)</w:t>
+        <w:t xml:space="preserve">(n_sunny)</w:t>
       </w:r>
       <w:r>
         <w:br/>
@@ -2113,7 +2113,7 @@
         <w:rPr>
           <w:rStyle w:val="NormalTok"/>
         </w:rPr>
-        <w:t xml:space="preserve">se_lee</w:t>
+        <w:t xml:space="preserve">se_shady</w:t>
       </w:r>
       <w:r>
         <w:br/>
@@ -2122,7 +2122,7 @@
         <w:rPr>
           <w:rStyle w:val="NormalTok"/>
         </w:rPr>
-        <w:t xml:space="preserve">se_wind</w:t>
+        <w:t xml:space="preserve">se_sunny</w:t>
       </w:r>
     </w:p>
     <w:p>
@@ -2239,7 +2239,7 @@
         <w:rPr>
           <w:rStyle w:val="NormalTok"/>
         </w:rPr>
-        <w:t xml:space="preserve">(lee_lengths))</w:t>
+        <w:t xml:space="preserve">(shady_lengths))</w:t>
       </w:r>
       <w:r>
         <w:br/>
@@ -2272,7 +2272,7 @@
         <w:rPr>
           <w:rStyle w:val="NormalTok"/>
         </w:rPr>
-        <w:t xml:space="preserve">(lee_lengths, </w:t>
+        <w:t xml:space="preserve">(shady_lengths, </w:t>
       </w:r>
       <w:r>
         <w:rPr>
@@ -2329,7 +2329,7 @@
         <w:rPr>
           <w:rStyle w:val="NormalTok"/>
         </w:rPr>
-        <w:t xml:space="preserve">(lee_lengths, </w:t>
+        <w:t xml:space="preserve">(shady_lengths, </w:t>
       </w:r>
       <w:r>
         <w:rPr>
@@ -2386,7 +2386,7 @@
         <w:rPr>
           <w:rStyle w:val="NormalTok"/>
         </w:rPr>
-        <w:t xml:space="preserve">(lee_lengths, </w:t>
+        <w:t xml:space="preserve">(shady_lengths, </w:t>
       </w:r>
       <w:r>
         <w:rPr>
@@ -2704,7 +2704,7 @@
         <w:rPr>
           <w:rStyle w:val="VerbatimChar"/>
         </w:rPr>
-        <w:t xml:space="preserve">wind_lengths</w:t>
+        <w:t xml:space="preserve">sunny_lengths</w:t>
       </w:r>
       <w:r>
         <w:t xml:space="preserve">.</w:t>

--- a/docs/content/descriptive_stats/descriptive_stats_activity.docx
+++ b/docs/content/descriptive_stats/descriptive_stats_activity.docx
@@ -433,7 +433,25 @@
         <w:t xml:space="preserve">shady_lengths</w:t>
       </w:r>
       <w:r>
-        <w:t xml:space="preserve">? In</w:t>
+        <w:t xml:space="preserve">?</w:t>
+      </w:r>
+      <w:r>
+        <w:t xml:space="preserve"> </w:t>
+      </w:r>
+      <w:r>
+        <w:rPr>
+          <w:rStyle w:val="VerbatimChar"/>
+        </w:rPr>
+        <w:t xml:space="preserve">________________________</w:t>
+      </w:r>
+      <w:r>
+        <w:br/>
+      </w:r>
+      <w:r>
+        <w:br/>
+      </w:r>
+      <w:r>
+        <w:t xml:space="preserve">In</w:t>
       </w:r>
       <w:r>
         <w:t xml:space="preserve"> </w:t>
@@ -580,10 +598,16 @@
         <w:pStyle w:val="SourceCode"/>
       </w:pPr>
       <w:r>
+        <w:br/>
+      </w:r>
+      <w:r>
         <w:rPr>
           <w:rStyle w:val="VerbatimChar"/>
         </w:rPr>
         <w:t xml:space="preserve">Shady — mean vs. median: ________________________</w:t>
+      </w:r>
+      <w:r>
+        <w:br/>
       </w:r>
       <w:r>
         <w:br/>
@@ -710,16 +734,25 @@
         <w:t xml:space="preserve"> </w:t>
       </w:r>
       <w:r>
-        <w:t xml:space="preserve">Which side has more spread in its needle lengths — shady or sunny? How do you know?</w:t>
-      </w:r>
-      <w:r>
-        <w:t xml:space="preserve"> </w:t>
+        <w:t xml:space="preserve">Which side has more spread in its needle lengths — shady or sunny?</w:t>
+      </w:r>
+      <w:r>
+        <w:br/>
+      </w:r>
+      <w:r>
+        <w:t xml:space="preserve">How do you know?</w:t>
+      </w:r>
+      <w:r>
+        <w:br/>
+      </w:r>
+      <w:r>
+        <w:br/>
       </w:r>
       <w:r>
         <w:rPr>
           <w:rStyle w:val="VerbatimChar"/>
         </w:rPr>
-        <w:t xml:space="preserve">________________________</w:t>
+        <w:t xml:space="preserve">______________________________________________________________________</w:t>
       </w:r>
     </w:p>
     <w:p>
@@ -886,11 +919,23 @@
         </w:rPr>
         <w:t xml:space="preserve"># Write your code here:</w:t>
       </w:r>
+      <w:r>
+        <w:br/>
+      </w:r>
+      <w:r>
+        <w:br/>
+      </w:r>
     </w:p>
     <w:p>
       <w:pPr>
         <w:pStyle w:val="SourceCode"/>
       </w:pPr>
+      <w:r>
+        <w:br/>
+      </w:r>
+      <w:r>
+        <w:br/>
+      </w:r>
       <w:r>
         <w:rPr>
           <w:rStyle w:val="VerbatimChar"/>
@@ -1314,6 +1359,15 @@
       <w:pPr>
         <w:pStyle w:val="SourceCode"/>
       </w:pPr>
+      <w:r>
+        <w:br/>
+      </w:r>
+      <w:r>
+        <w:br/>
+      </w:r>
+      <w:r>
+        <w:br/>
+      </w:r>
       <w:r>
         <w:rPr>
           <w:rStyle w:val="VerbatimChar"/>
@@ -2154,6 +2208,12 @@
         <w:pStyle w:val="SourceCode"/>
       </w:pPr>
       <w:r>
+        <w:br/>
+      </w:r>
+      <w:r>
+        <w:br/>
+      </w:r>
+      <w:r>
         <w:rPr>
           <w:rStyle w:val="VerbatimChar"/>
         </w:rPr>
@@ -2720,6 +2780,12 @@
         </w:rPr>
         <w:t xml:space="preserve"># Write your code here:</w:t>
       </w:r>
+      <w:r>
+        <w:br/>
+      </w:r>
+      <w:r>
+        <w:br/>
+      </w:r>
     </w:p>
     <w:p>
       <w:r>
@@ -2875,7 +2941,10 @@
         <w:t xml:space="preserve">output. Do its mean and SD match what you calculated by hand in Parts 2 and 3?</w:t>
       </w:r>
       <w:r>
-        <w:t xml:space="preserve"> </w:t>
+        <w:br/>
+      </w:r>
+      <w:r>
+        <w:br/>
       </w:r>
       <w:r>
         <w:rPr>
@@ -2950,13 +3019,13 @@
         <w:t xml:space="preserve">) that it doesn’t show for a numeric one?</w:t>
       </w:r>
       <w:r>
-        <w:t xml:space="preserve"> </w:t>
+        <w:br/>
       </w:r>
       <w:r>
         <w:rPr>
           <w:rStyle w:val="VerbatimChar"/>
         </w:rPr>
-        <w:t xml:space="preserve">________________________</w:t>
+        <w:t xml:space="preserve">____________________________________</w:t>
       </w:r>
     </w:p>
     <w:p>
@@ -3526,9 +3595,11 @@
       <w:r>
         <w:t xml:space="preserve">values match the ones you calculated by hand in Parts 2 and 5?</w:t>
       </w:r>
-      <w:r>
-        <w:t xml:space="preserve"> </w:t>
-      </w:r>
+    </w:p>
+    <w:p>
+      <w:pPr>
+        <w:pStyle w:val="BodyText"/>
+      </w:pPr>
       <w:r>
         <w:rPr>
           <w:rStyle w:val="VerbatimChar"/>
@@ -3596,6 +3667,12 @@
           <w:rStyle w:val="CommentTok"/>
         </w:rPr>
         <w:t xml:space="preserve"># Write your code here:</w:t>
+      </w:r>
+      <w:r>
+        <w:br/>
+      </w:r>
+      <w:r>
+        <w:br/>
       </w:r>
     </w:p>
     <w:tbl>
@@ -4431,16 +4508,25 @@
         <w:t xml:space="preserve">n</w:t>
       </w:r>
       <w:r>
-        <w:t xml:space="preserve">? Does that match what you’d expect from the cutoffs (16 and 20)?</w:t>
-      </w:r>
-      <w:r>
-        <w:t xml:space="preserve"> </w:t>
+        <w:t xml:space="preserve">?</w:t>
+      </w:r>
+      <w:r>
+        <w:br/>
+      </w:r>
+      <w:r>
+        <w:t xml:space="preserve">Does that match what you’d expect from the cutoffs (16 and 20)?</w:t>
+      </w:r>
+      <w:r>
+        <w:br/>
+      </w:r>
+      <w:r>
+        <w:br/>
       </w:r>
       <w:r>
         <w:rPr>
           <w:rStyle w:val="VerbatimChar"/>
         </w:rPr>
-        <w:t xml:space="preserve">________________________</w:t>
+        <w:t xml:space="preserve">__________________________________________________________________</w:t>
       </w:r>
     </w:p>
     <w:p>
@@ -4753,7 +4839,16 @@
         <w:t xml:space="preserve"> </w:t>
       </w:r>
       <w:r>
-        <w:t xml:space="preserve">Run your whole script top to bottom. Ran cleanly?</w:t>
+        <w:t xml:space="preserve">Run your whole script top to bottom.</w:t>
+      </w:r>
+      <w:r>
+        <w:br/>
+      </w:r>
+      <w:r>
+        <w:br/>
+      </w:r>
+      <w:r>
+        <w:t xml:space="preserve">Ran cleanly?</w:t>
       </w:r>
       <w:r>
         <w:t xml:space="preserve"> </w:t>
@@ -4765,7 +4860,10 @@
         <w:t xml:space="preserve">Y / N</w:t>
       </w:r>
       <w:r>
-        <w:t xml:space="preserve"> </w:t>
+        <w:br/>
+      </w:r>
+      <w:r>
+        <w:br/>
       </w:r>
       <w:r>
         <w:t xml:space="preserve">— if not, the error was:</w:t>
